--- a/FaSAC.docx
+++ b/FaSAC.docx
@@ -5,7 +5,7 @@
     <w:p>
       <w:pPr>
         <w:rPr>
-          <w:rFonts w:ascii="TH Sarabun New" w:hAnsi="TH Sarabun New" w:cs="TH Sarabun New" w:hint="cs"/>
+          <w:rFonts w:ascii="TH Sarabun New" w:hAnsi="TH Sarabun New" w:cs="TH Sarabun New"/>
           <w:sz w:val="32"/>
           <w:szCs w:val="32"/>
           <w:lang w:val="en-US"/>
@@ -25,7 +25,7 @@
     <w:p>
       <w:pPr>
         <w:rPr>
-          <w:rFonts w:ascii="TH Sarabun New" w:hAnsi="TH Sarabun New" w:cs="TH Sarabun New" w:hint="cs"/>
+          <w:rFonts w:ascii="TH Sarabun New" w:hAnsi="TH Sarabun New" w:cs="TH Sarabun New"/>
           <w:sz w:val="32"/>
           <w:szCs w:val="32"/>
           <w:lang w:val="en-US"/>
@@ -55,17 +55,17 @@
     <w:p>
       <w:pPr>
         <w:rPr>
-          <w:rFonts w:ascii="TH Sarabun New" w:hAnsi="TH Sarabun New" w:cs="TH Sarabun New" w:hint="cs"/>
-          <w:sz w:val="32"/>
-          <w:szCs w:val="32"/>
-          <w:lang w:val="en-US"/>
-        </w:rPr>
-      </w:pPr>
-    </w:p>
-    <w:p>
-      <w:pPr>
-        <w:rPr>
-          <w:rFonts w:ascii="TH Sarabun New" w:hAnsi="TH Sarabun New" w:cs="TH Sarabun New" w:hint="cs"/>
+          <w:rFonts w:ascii="TH Sarabun New" w:hAnsi="TH Sarabun New" w:cs="TH Sarabun New"/>
+          <w:sz w:val="32"/>
+          <w:szCs w:val="32"/>
+          <w:lang w:val="en-US"/>
+        </w:rPr>
+      </w:pPr>
+    </w:p>
+    <w:p>
+      <w:pPr>
+        <w:rPr>
+          <w:rFonts w:ascii="TH Sarabun New" w:hAnsi="TH Sarabun New" w:cs="TH Sarabun New"/>
           <w:sz w:val="32"/>
           <w:szCs w:val="32"/>
           <w:lang w:val="en-US"/>
@@ -87,7 +87,7 @@
         <w:ind w:firstLine="720"/>
         <w:jc w:val="thaiDistribute"/>
         <w:rPr>
-          <w:rFonts w:ascii="TH Sarabun New" w:hAnsi="TH Sarabun New" w:cs="TH Sarabun New" w:hint="cs"/>
+          <w:rFonts w:ascii="TH Sarabun New" w:hAnsi="TH Sarabun New" w:cs="TH Sarabun New"/>
           <w:sz w:val="32"/>
           <w:szCs w:val="32"/>
           <w:lang w:val="en-US"/>
@@ -195,17 +195,17 @@
     <w:p>
       <w:pPr>
         <w:rPr>
-          <w:rFonts w:ascii="TH Sarabun New" w:hAnsi="TH Sarabun New" w:cs="TH Sarabun New" w:hint="cs"/>
-          <w:sz w:val="32"/>
-          <w:szCs w:val="32"/>
-          <w:lang w:val="en-US"/>
-        </w:rPr>
-      </w:pPr>
-    </w:p>
-    <w:p>
-      <w:pPr>
-        <w:rPr>
-          <w:rFonts w:ascii="TH Sarabun New" w:hAnsi="TH Sarabun New" w:cs="TH Sarabun New" w:hint="cs"/>
+          <w:rFonts w:ascii="TH Sarabun New" w:hAnsi="TH Sarabun New" w:cs="TH Sarabun New"/>
+          <w:sz w:val="32"/>
+          <w:szCs w:val="32"/>
+          <w:lang w:val="en-US"/>
+        </w:rPr>
+      </w:pPr>
+    </w:p>
+    <w:p>
+      <w:pPr>
+        <w:rPr>
+          <w:rFonts w:ascii="TH Sarabun New" w:hAnsi="TH Sarabun New" w:cs="TH Sarabun New"/>
           <w:sz w:val="32"/>
           <w:szCs w:val="32"/>
           <w:lang w:val="en-US"/>
@@ -225,17 +225,17 @@
     <w:p>
       <w:pPr>
         <w:rPr>
-          <w:rFonts w:ascii="TH Sarabun New" w:hAnsi="TH Sarabun New" w:cs="TH Sarabun New" w:hint="cs"/>
-          <w:sz w:val="32"/>
-          <w:szCs w:val="32"/>
-          <w:lang w:val="en-US"/>
-        </w:rPr>
-      </w:pPr>
-    </w:p>
-    <w:p>
-      <w:pPr>
-        <w:rPr>
-          <w:rFonts w:ascii="TH Sarabun New" w:hAnsi="TH Sarabun New" w:cs="TH Sarabun New" w:hint="cs"/>
+          <w:rFonts w:ascii="TH Sarabun New" w:hAnsi="TH Sarabun New" w:cs="TH Sarabun New"/>
+          <w:sz w:val="32"/>
+          <w:szCs w:val="32"/>
+          <w:lang w:val="en-US"/>
+        </w:rPr>
+      </w:pPr>
+    </w:p>
+    <w:p>
+      <w:pPr>
+        <w:rPr>
+          <w:rFonts w:ascii="TH Sarabun New" w:hAnsi="TH Sarabun New" w:cs="TH Sarabun New"/>
           <w:sz w:val="32"/>
           <w:szCs w:val="32"/>
           <w:lang w:val="en-US"/>
@@ -324,26 +324,17 @@
     <w:p>
       <w:pPr>
         <w:rPr>
-          <w:rFonts w:ascii="TH Sarabun New" w:hAnsi="TH Sarabun New" w:cs="TH Sarabun New" w:hint="cs"/>
-          <w:sz w:val="32"/>
-          <w:szCs w:val="32"/>
-          <w:lang w:val="en-US"/>
-        </w:rPr>
-      </w:pPr>
-      <w:r>
-        <w:rPr>
-          <w:rFonts w:ascii="TH Sarabun New" w:hAnsi="TH Sarabun New" w:cs="TH Sarabun New" w:hint="cs"/>
-          <w:sz w:val="32"/>
-          <w:szCs w:val="32"/>
-          <w:lang w:val="en-US"/>
-        </w:rPr>
-        <w:t> </w:t>
-      </w:r>
-    </w:p>
-    <w:p>
-      <w:pPr>
-        <w:rPr>
-          <w:rFonts w:ascii="TH Sarabun New" w:hAnsi="TH Sarabun New" w:cs="TH Sarabun New" w:hint="cs"/>
+          <w:rFonts w:ascii="TH Sarabun New" w:hAnsi="TH Sarabun New" w:cs="TH Sarabun New"/>
+          <w:sz w:val="32"/>
+          <w:szCs w:val="32"/>
+          <w:lang w:val="en-US"/>
+        </w:rPr>
+      </w:pPr>
+    </w:p>
+    <w:p>
+      <w:pPr>
+        <w:rPr>
+          <w:rFonts w:ascii="TH Sarabun New" w:hAnsi="TH Sarabun New" w:cs="TH Sarabun New"/>
           <w:sz w:val="32"/>
           <w:szCs w:val="32"/>
           <w:lang w:val="en-US"/>
@@ -417,17 +408,17 @@
     <w:p>
       <w:pPr>
         <w:rPr>
-          <w:rFonts w:ascii="TH Sarabun New" w:hAnsi="TH Sarabun New" w:cs="TH Sarabun New" w:hint="cs"/>
-          <w:sz w:val="32"/>
-          <w:szCs w:val="32"/>
-          <w:lang w:val="en-US"/>
-        </w:rPr>
-      </w:pPr>
-    </w:p>
-    <w:p>
-      <w:pPr>
-        <w:rPr>
-          <w:rFonts w:ascii="TH Sarabun New" w:hAnsi="TH Sarabun New" w:cs="TH Sarabun New" w:hint="cs"/>
+          <w:rFonts w:ascii="TH Sarabun New" w:hAnsi="TH Sarabun New" w:cs="TH Sarabun New"/>
+          <w:sz w:val="32"/>
+          <w:szCs w:val="32"/>
+          <w:lang w:val="en-US"/>
+        </w:rPr>
+      </w:pPr>
+    </w:p>
+    <w:p>
+      <w:pPr>
+        <w:rPr>
+          <w:rFonts w:ascii="TH Sarabun New" w:hAnsi="TH Sarabun New" w:cs="TH Sarabun New"/>
           <w:sz w:val="32"/>
           <w:szCs w:val="32"/>
           <w:lang w:val="en-US"/>
@@ -501,117 +492,117 @@
     <w:p>
       <w:pPr>
         <w:rPr>
-          <w:rFonts w:ascii="TH Sarabun New" w:hAnsi="TH Sarabun New" w:cs="TH Sarabun New" w:hint="cs"/>
-          <w:sz w:val="32"/>
-          <w:szCs w:val="32"/>
-          <w:lang w:val="en-US"/>
-        </w:rPr>
-      </w:pPr>
-    </w:p>
-    <w:p>
-      <w:pPr>
-        <w:rPr>
-          <w:rFonts w:ascii="TH Sarabun New" w:hAnsi="TH Sarabun New" w:cs="TH Sarabun New" w:hint="cs"/>
-          <w:sz w:val="32"/>
-          <w:szCs w:val="32"/>
-          <w:lang w:val="en-US"/>
-        </w:rPr>
-      </w:pPr>
-    </w:p>
-    <w:p>
-      <w:pPr>
-        <w:rPr>
-          <w:rFonts w:ascii="TH Sarabun New" w:hAnsi="TH Sarabun New" w:cs="TH Sarabun New" w:hint="cs"/>
-          <w:sz w:val="32"/>
-          <w:szCs w:val="32"/>
-          <w:lang w:val="en-US"/>
-        </w:rPr>
-      </w:pPr>
-    </w:p>
-    <w:p>
-      <w:pPr>
-        <w:rPr>
-          <w:rFonts w:ascii="TH Sarabun New" w:hAnsi="TH Sarabun New" w:cs="TH Sarabun New" w:hint="cs"/>
-          <w:sz w:val="32"/>
-          <w:szCs w:val="32"/>
-          <w:lang w:val="en-US"/>
-        </w:rPr>
-      </w:pPr>
-    </w:p>
-    <w:p>
-      <w:pPr>
-        <w:rPr>
-          <w:rFonts w:ascii="TH Sarabun New" w:hAnsi="TH Sarabun New" w:cs="TH Sarabun New" w:hint="cs"/>
-          <w:sz w:val="32"/>
-          <w:szCs w:val="32"/>
-          <w:lang w:val="en-US"/>
-        </w:rPr>
-      </w:pPr>
-    </w:p>
-    <w:p>
-      <w:pPr>
-        <w:rPr>
-          <w:rFonts w:ascii="TH Sarabun New" w:hAnsi="TH Sarabun New" w:cs="TH Sarabun New" w:hint="cs"/>
-          <w:sz w:val="32"/>
-          <w:szCs w:val="32"/>
-          <w:lang w:val="en-US"/>
-        </w:rPr>
-      </w:pPr>
-    </w:p>
-    <w:p>
-      <w:pPr>
-        <w:rPr>
-          <w:rFonts w:ascii="TH Sarabun New" w:hAnsi="TH Sarabun New" w:cs="TH Sarabun New" w:hint="cs"/>
-          <w:sz w:val="32"/>
-          <w:szCs w:val="32"/>
-          <w:lang w:val="en-US"/>
-        </w:rPr>
-      </w:pPr>
-    </w:p>
-    <w:p>
-      <w:pPr>
-        <w:rPr>
-          <w:rFonts w:ascii="TH Sarabun New" w:hAnsi="TH Sarabun New" w:cs="TH Sarabun New" w:hint="cs"/>
-          <w:sz w:val="32"/>
-          <w:szCs w:val="32"/>
-          <w:lang w:val="en-US"/>
-        </w:rPr>
-      </w:pPr>
-    </w:p>
-    <w:p>
-      <w:pPr>
-        <w:rPr>
-          <w:rFonts w:ascii="TH Sarabun New" w:hAnsi="TH Sarabun New" w:cs="TH Sarabun New" w:hint="cs"/>
-          <w:sz w:val="32"/>
-          <w:szCs w:val="32"/>
-          <w:lang w:val="en-US"/>
-        </w:rPr>
-      </w:pPr>
-    </w:p>
-    <w:p>
-      <w:pPr>
-        <w:rPr>
-          <w:rFonts w:ascii="TH Sarabun New" w:hAnsi="TH Sarabun New" w:cs="TH Sarabun New" w:hint="cs"/>
-          <w:sz w:val="32"/>
-          <w:szCs w:val="32"/>
-          <w:lang w:val="en-US"/>
-        </w:rPr>
-      </w:pPr>
-    </w:p>
-    <w:p>
-      <w:pPr>
-        <w:rPr>
-          <w:rFonts w:ascii="TH Sarabun New" w:hAnsi="TH Sarabun New" w:cs="TH Sarabun New" w:hint="cs"/>
-          <w:sz w:val="32"/>
-          <w:szCs w:val="32"/>
-          <w:lang w:val="en-US"/>
-        </w:rPr>
-      </w:pPr>
-    </w:p>
-    <w:p>
-      <w:pPr>
-        <w:rPr>
-          <w:rFonts w:ascii="TH Sarabun New" w:hAnsi="TH Sarabun New" w:cs="TH Sarabun New" w:hint="cs"/>
+          <w:rFonts w:ascii="TH Sarabun New" w:hAnsi="TH Sarabun New" w:cs="TH Sarabun New"/>
+          <w:sz w:val="32"/>
+          <w:szCs w:val="32"/>
+          <w:lang w:val="en-US"/>
+        </w:rPr>
+      </w:pPr>
+    </w:p>
+    <w:p>
+      <w:pPr>
+        <w:rPr>
+          <w:rFonts w:ascii="TH Sarabun New" w:hAnsi="TH Sarabun New" w:cs="TH Sarabun New"/>
+          <w:sz w:val="32"/>
+          <w:szCs w:val="32"/>
+          <w:lang w:val="en-US"/>
+        </w:rPr>
+      </w:pPr>
+    </w:p>
+    <w:p>
+      <w:pPr>
+        <w:rPr>
+          <w:rFonts w:ascii="TH Sarabun New" w:hAnsi="TH Sarabun New" w:cs="TH Sarabun New"/>
+          <w:sz w:val="32"/>
+          <w:szCs w:val="32"/>
+          <w:lang w:val="en-US"/>
+        </w:rPr>
+      </w:pPr>
+    </w:p>
+    <w:p>
+      <w:pPr>
+        <w:rPr>
+          <w:rFonts w:ascii="TH Sarabun New" w:hAnsi="TH Sarabun New" w:cs="TH Sarabun New"/>
+          <w:sz w:val="32"/>
+          <w:szCs w:val="32"/>
+          <w:lang w:val="en-US"/>
+        </w:rPr>
+      </w:pPr>
+    </w:p>
+    <w:p>
+      <w:pPr>
+        <w:rPr>
+          <w:rFonts w:ascii="TH Sarabun New" w:hAnsi="TH Sarabun New" w:cs="TH Sarabun New"/>
+          <w:sz w:val="32"/>
+          <w:szCs w:val="32"/>
+          <w:lang w:val="en-US"/>
+        </w:rPr>
+      </w:pPr>
+    </w:p>
+    <w:p>
+      <w:pPr>
+        <w:rPr>
+          <w:rFonts w:ascii="TH Sarabun New" w:hAnsi="TH Sarabun New" w:cs="TH Sarabun New"/>
+          <w:sz w:val="32"/>
+          <w:szCs w:val="32"/>
+          <w:lang w:val="en-US"/>
+        </w:rPr>
+      </w:pPr>
+    </w:p>
+    <w:p>
+      <w:pPr>
+        <w:rPr>
+          <w:rFonts w:ascii="TH Sarabun New" w:hAnsi="TH Sarabun New" w:cs="TH Sarabun New"/>
+          <w:sz w:val="32"/>
+          <w:szCs w:val="32"/>
+          <w:lang w:val="en-US"/>
+        </w:rPr>
+      </w:pPr>
+    </w:p>
+    <w:p>
+      <w:pPr>
+        <w:rPr>
+          <w:rFonts w:ascii="TH Sarabun New" w:hAnsi="TH Sarabun New" w:cs="TH Sarabun New"/>
+          <w:sz w:val="32"/>
+          <w:szCs w:val="32"/>
+          <w:lang w:val="en-US"/>
+        </w:rPr>
+      </w:pPr>
+    </w:p>
+    <w:p>
+      <w:pPr>
+        <w:rPr>
+          <w:rFonts w:ascii="TH Sarabun New" w:hAnsi="TH Sarabun New" w:cs="TH Sarabun New"/>
+          <w:sz w:val="32"/>
+          <w:szCs w:val="32"/>
+          <w:lang w:val="en-US"/>
+        </w:rPr>
+      </w:pPr>
+    </w:p>
+    <w:p>
+      <w:pPr>
+        <w:rPr>
+          <w:rFonts w:ascii="TH Sarabun New" w:hAnsi="TH Sarabun New" w:cs="TH Sarabun New"/>
+          <w:sz w:val="32"/>
+          <w:szCs w:val="32"/>
+          <w:lang w:val="en-US"/>
+        </w:rPr>
+      </w:pPr>
+    </w:p>
+    <w:p>
+      <w:pPr>
+        <w:rPr>
+          <w:rFonts w:ascii="TH Sarabun New" w:hAnsi="TH Sarabun New" w:cs="TH Sarabun New"/>
+          <w:sz w:val="32"/>
+          <w:szCs w:val="32"/>
+          <w:lang w:val="en-US"/>
+        </w:rPr>
+      </w:pPr>
+    </w:p>
+    <w:p>
+      <w:pPr>
+        <w:rPr>
+          <w:rFonts w:ascii="TH Sarabun New" w:hAnsi="TH Sarabun New" w:cs="TH Sarabun New"/>
           <w:sz w:val="32"/>
           <w:szCs w:val="32"/>
           <w:lang w:val="en-US"/>
@@ -688,7 +679,7 @@
     <w:p>
       <w:pPr>
         <w:rPr>
-          <w:rFonts w:ascii="TH Sarabun New" w:hAnsi="TH Sarabun New" w:cs="TH Sarabun New" w:hint="cs"/>
+          <w:rFonts w:ascii="TH Sarabun New" w:hAnsi="TH Sarabun New" w:cs="TH Sarabun New"/>
           <w:sz w:val="32"/>
           <w:szCs w:val="32"/>
           <w:lang w:val="en-US"/>
@@ -835,77 +826,77 @@
     <w:p>
       <w:pPr>
         <w:rPr>
-          <w:rFonts w:ascii="TH Sarabun New" w:hAnsi="TH Sarabun New" w:cs="TH Sarabun New" w:hint="cs"/>
-          <w:sz w:val="32"/>
-          <w:szCs w:val="32"/>
-          <w:lang w:val="en-US"/>
-        </w:rPr>
-      </w:pPr>
-    </w:p>
-    <w:p>
-      <w:pPr>
-        <w:rPr>
-          <w:rFonts w:ascii="TH Sarabun New" w:hAnsi="TH Sarabun New" w:cs="TH Sarabun New" w:hint="cs"/>
-          <w:sz w:val="32"/>
-          <w:szCs w:val="32"/>
-          <w:lang w:val="en-US"/>
-        </w:rPr>
-      </w:pPr>
-    </w:p>
-    <w:p>
-      <w:pPr>
-        <w:rPr>
-          <w:rFonts w:ascii="TH Sarabun New" w:hAnsi="TH Sarabun New" w:cs="TH Sarabun New" w:hint="cs"/>
-          <w:sz w:val="32"/>
-          <w:szCs w:val="32"/>
-          <w:lang w:val="en-US"/>
-        </w:rPr>
-      </w:pPr>
-    </w:p>
-    <w:p>
-      <w:pPr>
-        <w:rPr>
-          <w:rFonts w:ascii="TH Sarabun New" w:hAnsi="TH Sarabun New" w:cs="TH Sarabun New" w:hint="cs"/>
-          <w:sz w:val="32"/>
-          <w:szCs w:val="32"/>
-          <w:lang w:val="en-US"/>
-        </w:rPr>
-      </w:pPr>
-    </w:p>
-    <w:p>
-      <w:pPr>
-        <w:rPr>
-          <w:rFonts w:ascii="TH Sarabun New" w:hAnsi="TH Sarabun New" w:cs="TH Sarabun New" w:hint="cs"/>
-          <w:sz w:val="32"/>
-          <w:szCs w:val="32"/>
-          <w:lang w:val="en-US"/>
-        </w:rPr>
-      </w:pPr>
-    </w:p>
-    <w:p>
-      <w:pPr>
-        <w:rPr>
-          <w:rFonts w:ascii="TH Sarabun New" w:hAnsi="TH Sarabun New" w:cs="TH Sarabun New" w:hint="cs"/>
-          <w:sz w:val="32"/>
-          <w:szCs w:val="32"/>
-          <w:lang w:val="en-US"/>
-        </w:rPr>
-      </w:pPr>
-    </w:p>
-    <w:p>
-      <w:pPr>
-        <w:rPr>
-          <w:rFonts w:ascii="TH Sarabun New" w:hAnsi="TH Sarabun New" w:cs="TH Sarabun New" w:hint="cs"/>
-          <w:sz w:val="32"/>
-          <w:szCs w:val="32"/>
-          <w:lang w:val="en-US"/>
-        </w:rPr>
-      </w:pPr>
-    </w:p>
-    <w:p>
-      <w:pPr>
-        <w:rPr>
-          <w:rFonts w:ascii="TH Sarabun New" w:hAnsi="TH Sarabun New" w:cs="TH Sarabun New" w:hint="cs"/>
+          <w:rFonts w:ascii="TH Sarabun New" w:hAnsi="TH Sarabun New" w:cs="TH Sarabun New"/>
+          <w:sz w:val="32"/>
+          <w:szCs w:val="32"/>
+          <w:lang w:val="en-US"/>
+        </w:rPr>
+      </w:pPr>
+    </w:p>
+    <w:p>
+      <w:pPr>
+        <w:rPr>
+          <w:rFonts w:ascii="TH Sarabun New" w:hAnsi="TH Sarabun New" w:cs="TH Sarabun New"/>
+          <w:sz w:val="32"/>
+          <w:szCs w:val="32"/>
+          <w:lang w:val="en-US"/>
+        </w:rPr>
+      </w:pPr>
+    </w:p>
+    <w:p>
+      <w:pPr>
+        <w:rPr>
+          <w:rFonts w:ascii="TH Sarabun New" w:hAnsi="TH Sarabun New" w:cs="TH Sarabun New"/>
+          <w:sz w:val="32"/>
+          <w:szCs w:val="32"/>
+          <w:lang w:val="en-US"/>
+        </w:rPr>
+      </w:pPr>
+    </w:p>
+    <w:p>
+      <w:pPr>
+        <w:rPr>
+          <w:rFonts w:ascii="TH Sarabun New" w:hAnsi="TH Sarabun New" w:cs="TH Sarabun New"/>
+          <w:sz w:val="32"/>
+          <w:szCs w:val="32"/>
+          <w:lang w:val="en-US"/>
+        </w:rPr>
+      </w:pPr>
+    </w:p>
+    <w:p>
+      <w:pPr>
+        <w:rPr>
+          <w:rFonts w:ascii="TH Sarabun New" w:hAnsi="TH Sarabun New" w:cs="TH Sarabun New"/>
+          <w:sz w:val="32"/>
+          <w:szCs w:val="32"/>
+          <w:lang w:val="en-US"/>
+        </w:rPr>
+      </w:pPr>
+    </w:p>
+    <w:p>
+      <w:pPr>
+        <w:rPr>
+          <w:rFonts w:ascii="TH Sarabun New" w:hAnsi="TH Sarabun New" w:cs="TH Sarabun New"/>
+          <w:sz w:val="32"/>
+          <w:szCs w:val="32"/>
+          <w:lang w:val="en-US"/>
+        </w:rPr>
+      </w:pPr>
+    </w:p>
+    <w:p>
+      <w:pPr>
+        <w:rPr>
+          <w:rFonts w:ascii="TH Sarabun New" w:hAnsi="TH Sarabun New" w:cs="TH Sarabun New"/>
+          <w:sz w:val="32"/>
+          <w:szCs w:val="32"/>
+          <w:lang w:val="en-US"/>
+        </w:rPr>
+      </w:pPr>
+    </w:p>
+    <w:p>
+      <w:pPr>
+        <w:rPr>
+          <w:rFonts w:ascii="TH Sarabun New" w:hAnsi="TH Sarabun New" w:cs="TH Sarabun New"/>
           <w:sz w:val="32"/>
           <w:szCs w:val="32"/>
           <w:lang w:val="en-US"/>
@@ -982,7 +973,7 @@
     <w:p>
       <w:pPr>
         <w:rPr>
-          <w:rFonts w:ascii="TH Sarabun New" w:hAnsi="TH Sarabun New" w:cs="TH Sarabun New" w:hint="cs"/>
+          <w:rFonts w:ascii="TH Sarabun New" w:hAnsi="TH Sarabun New" w:cs="TH Sarabun New"/>
           <w:sz w:val="32"/>
           <w:szCs w:val="32"/>
           <w:lang w:val="en-US"/>
@@ -1129,67 +1120,67 @@
     <w:p>
       <w:pPr>
         <w:rPr>
-          <w:rFonts w:ascii="TH Sarabun New" w:hAnsi="TH Sarabun New" w:cs="TH Sarabun New" w:hint="cs"/>
-          <w:sz w:val="32"/>
-          <w:szCs w:val="32"/>
-          <w:lang w:val="en-US"/>
-        </w:rPr>
-      </w:pPr>
-    </w:p>
-    <w:p>
-      <w:pPr>
-        <w:rPr>
-          <w:rFonts w:ascii="TH Sarabun New" w:hAnsi="TH Sarabun New" w:cs="TH Sarabun New" w:hint="cs"/>
-          <w:sz w:val="32"/>
-          <w:szCs w:val="32"/>
-          <w:lang w:val="en-US"/>
-        </w:rPr>
-      </w:pPr>
-    </w:p>
-    <w:p>
-      <w:pPr>
-        <w:rPr>
-          <w:rFonts w:ascii="TH Sarabun New" w:hAnsi="TH Sarabun New" w:cs="TH Sarabun New" w:hint="cs"/>
-          <w:sz w:val="32"/>
-          <w:szCs w:val="32"/>
-          <w:lang w:val="en-US"/>
-        </w:rPr>
-      </w:pPr>
-    </w:p>
-    <w:p>
-      <w:pPr>
-        <w:rPr>
-          <w:rFonts w:ascii="TH Sarabun New" w:hAnsi="TH Sarabun New" w:cs="TH Sarabun New" w:hint="cs"/>
-          <w:sz w:val="32"/>
-          <w:szCs w:val="32"/>
-          <w:lang w:val="en-US"/>
-        </w:rPr>
-      </w:pPr>
-    </w:p>
-    <w:p>
-      <w:pPr>
-        <w:rPr>
-          <w:rFonts w:ascii="TH Sarabun New" w:hAnsi="TH Sarabun New" w:cs="TH Sarabun New" w:hint="cs"/>
-          <w:sz w:val="32"/>
-          <w:szCs w:val="32"/>
-          <w:lang w:val="en-US"/>
-        </w:rPr>
-      </w:pPr>
-    </w:p>
-    <w:p>
-      <w:pPr>
-        <w:rPr>
-          <w:rFonts w:ascii="TH Sarabun New" w:hAnsi="TH Sarabun New" w:cs="TH Sarabun New" w:hint="cs"/>
-          <w:sz w:val="32"/>
-          <w:szCs w:val="32"/>
-          <w:lang w:val="en-US"/>
-        </w:rPr>
-      </w:pPr>
-    </w:p>
-    <w:p>
-      <w:pPr>
-        <w:rPr>
-          <w:rFonts w:ascii="TH Sarabun New" w:hAnsi="TH Sarabun New" w:cs="TH Sarabun New" w:hint="cs"/>
+          <w:rFonts w:ascii="TH Sarabun New" w:hAnsi="TH Sarabun New" w:cs="TH Sarabun New"/>
+          <w:sz w:val="32"/>
+          <w:szCs w:val="32"/>
+          <w:lang w:val="en-US"/>
+        </w:rPr>
+      </w:pPr>
+    </w:p>
+    <w:p>
+      <w:pPr>
+        <w:rPr>
+          <w:rFonts w:ascii="TH Sarabun New" w:hAnsi="TH Sarabun New" w:cs="TH Sarabun New"/>
+          <w:sz w:val="32"/>
+          <w:szCs w:val="32"/>
+          <w:lang w:val="en-US"/>
+        </w:rPr>
+      </w:pPr>
+    </w:p>
+    <w:p>
+      <w:pPr>
+        <w:rPr>
+          <w:rFonts w:ascii="TH Sarabun New" w:hAnsi="TH Sarabun New" w:cs="TH Sarabun New"/>
+          <w:sz w:val="32"/>
+          <w:szCs w:val="32"/>
+          <w:lang w:val="en-US"/>
+        </w:rPr>
+      </w:pPr>
+    </w:p>
+    <w:p>
+      <w:pPr>
+        <w:rPr>
+          <w:rFonts w:ascii="TH Sarabun New" w:hAnsi="TH Sarabun New" w:cs="TH Sarabun New"/>
+          <w:sz w:val="32"/>
+          <w:szCs w:val="32"/>
+          <w:lang w:val="en-US"/>
+        </w:rPr>
+      </w:pPr>
+    </w:p>
+    <w:p>
+      <w:pPr>
+        <w:rPr>
+          <w:rFonts w:ascii="TH Sarabun New" w:hAnsi="TH Sarabun New" w:cs="TH Sarabun New"/>
+          <w:sz w:val="32"/>
+          <w:szCs w:val="32"/>
+          <w:lang w:val="en-US"/>
+        </w:rPr>
+      </w:pPr>
+    </w:p>
+    <w:p>
+      <w:pPr>
+        <w:rPr>
+          <w:rFonts w:ascii="TH Sarabun New" w:hAnsi="TH Sarabun New" w:cs="TH Sarabun New"/>
+          <w:sz w:val="32"/>
+          <w:szCs w:val="32"/>
+          <w:lang w:val="en-US"/>
+        </w:rPr>
+      </w:pPr>
+    </w:p>
+    <w:p>
+      <w:pPr>
+        <w:rPr>
+          <w:rFonts w:ascii="TH Sarabun New" w:hAnsi="TH Sarabun New" w:cs="TH Sarabun New"/>
           <w:sz w:val="32"/>
           <w:szCs w:val="32"/>
           <w:lang w:val="en-US"/>
@@ -1285,7 +1276,7 @@
     <w:p>
       <w:pPr>
         <w:rPr>
-          <w:rFonts w:ascii="TH Sarabun New" w:hAnsi="TH Sarabun New" w:cs="TH Sarabun New" w:hint="cs"/>
+          <w:rFonts w:ascii="TH Sarabun New" w:hAnsi="TH Sarabun New" w:cs="TH Sarabun New"/>
           <w:sz w:val="32"/>
           <w:szCs w:val="32"/>
           <w:lang w:val="en-US"/>
@@ -1304,17 +1295,17 @@
     <w:p>
       <w:pPr>
         <w:rPr>
-          <w:rFonts w:ascii="TH Sarabun New" w:hAnsi="TH Sarabun New" w:cs="TH Sarabun New" w:hint="cs"/>
-          <w:sz w:val="32"/>
-          <w:szCs w:val="32"/>
-          <w:lang w:val="en-US"/>
-        </w:rPr>
-      </w:pPr>
-    </w:p>
-    <w:p>
-      <w:pPr>
-        <w:rPr>
-          <w:rFonts w:ascii="TH Sarabun New" w:hAnsi="TH Sarabun New" w:cs="TH Sarabun New" w:hint="cs"/>
+          <w:rFonts w:ascii="TH Sarabun New" w:hAnsi="TH Sarabun New" w:cs="TH Sarabun New"/>
+          <w:sz w:val="32"/>
+          <w:szCs w:val="32"/>
+          <w:lang w:val="en-US"/>
+        </w:rPr>
+      </w:pPr>
+    </w:p>
+    <w:p>
+      <w:pPr>
+        <w:rPr>
+          <w:rFonts w:ascii="TH Sarabun New" w:hAnsi="TH Sarabun New" w:cs="TH Sarabun New"/>
           <w:sz w:val="32"/>
           <w:szCs w:val="32"/>
           <w:lang w:val="en-US"/>
@@ -1466,57 +1457,57 @@
     <w:p>
       <w:pPr>
         <w:rPr>
-          <w:rFonts w:ascii="TH Sarabun New" w:hAnsi="TH Sarabun New" w:cs="TH Sarabun New" w:hint="cs"/>
-          <w:sz w:val="32"/>
-          <w:szCs w:val="32"/>
-          <w:lang w:val="en-US"/>
-        </w:rPr>
-      </w:pPr>
-    </w:p>
-    <w:p>
-      <w:pPr>
-        <w:rPr>
-          <w:rFonts w:ascii="TH Sarabun New" w:hAnsi="TH Sarabun New" w:cs="TH Sarabun New" w:hint="cs"/>
-          <w:sz w:val="32"/>
-          <w:szCs w:val="32"/>
-          <w:lang w:val="en-US"/>
-        </w:rPr>
-      </w:pPr>
-    </w:p>
-    <w:p>
-      <w:pPr>
-        <w:rPr>
-          <w:rFonts w:ascii="TH Sarabun New" w:hAnsi="TH Sarabun New" w:cs="TH Sarabun New" w:hint="cs"/>
-          <w:sz w:val="32"/>
-          <w:szCs w:val="32"/>
-          <w:lang w:val="en-US"/>
-        </w:rPr>
-      </w:pPr>
-    </w:p>
-    <w:p>
-      <w:pPr>
-        <w:rPr>
-          <w:rFonts w:ascii="TH Sarabun New" w:hAnsi="TH Sarabun New" w:cs="TH Sarabun New" w:hint="cs"/>
-          <w:sz w:val="32"/>
-          <w:szCs w:val="32"/>
-          <w:lang w:val="en-US"/>
-        </w:rPr>
-      </w:pPr>
-    </w:p>
-    <w:p>
-      <w:pPr>
-        <w:rPr>
-          <w:rFonts w:ascii="TH Sarabun New" w:hAnsi="TH Sarabun New" w:cs="TH Sarabun New" w:hint="cs"/>
-          <w:sz w:val="32"/>
-          <w:szCs w:val="32"/>
-          <w:lang w:val="en-US"/>
-        </w:rPr>
-      </w:pPr>
-    </w:p>
-    <w:p>
-      <w:pPr>
-        <w:rPr>
-          <w:rFonts w:ascii="TH Sarabun New" w:hAnsi="TH Sarabun New" w:cs="TH Sarabun New" w:hint="cs"/>
+          <w:rFonts w:ascii="TH Sarabun New" w:hAnsi="TH Sarabun New" w:cs="TH Sarabun New"/>
+          <w:sz w:val="32"/>
+          <w:szCs w:val="32"/>
+          <w:lang w:val="en-US"/>
+        </w:rPr>
+      </w:pPr>
+    </w:p>
+    <w:p>
+      <w:pPr>
+        <w:rPr>
+          <w:rFonts w:ascii="TH Sarabun New" w:hAnsi="TH Sarabun New" w:cs="TH Sarabun New"/>
+          <w:sz w:val="32"/>
+          <w:szCs w:val="32"/>
+          <w:lang w:val="en-US"/>
+        </w:rPr>
+      </w:pPr>
+    </w:p>
+    <w:p>
+      <w:pPr>
+        <w:rPr>
+          <w:rFonts w:ascii="TH Sarabun New" w:hAnsi="TH Sarabun New" w:cs="TH Sarabun New"/>
+          <w:sz w:val="32"/>
+          <w:szCs w:val="32"/>
+          <w:lang w:val="en-US"/>
+        </w:rPr>
+      </w:pPr>
+    </w:p>
+    <w:p>
+      <w:pPr>
+        <w:rPr>
+          <w:rFonts w:ascii="TH Sarabun New" w:hAnsi="TH Sarabun New" w:cs="TH Sarabun New"/>
+          <w:sz w:val="32"/>
+          <w:szCs w:val="32"/>
+          <w:lang w:val="en-US"/>
+        </w:rPr>
+      </w:pPr>
+    </w:p>
+    <w:p>
+      <w:pPr>
+        <w:rPr>
+          <w:rFonts w:ascii="TH Sarabun New" w:hAnsi="TH Sarabun New" w:cs="TH Sarabun New"/>
+          <w:sz w:val="32"/>
+          <w:szCs w:val="32"/>
+          <w:lang w:val="en-US"/>
+        </w:rPr>
+      </w:pPr>
+    </w:p>
+    <w:p>
+      <w:pPr>
+        <w:rPr>
+          <w:rFonts w:ascii="TH Sarabun New" w:hAnsi="TH Sarabun New" w:cs="TH Sarabun New"/>
           <w:sz w:val="32"/>
           <w:szCs w:val="32"/>
           <w:lang w:val="en-US"/>
@@ -1643,17 +1634,17 @@
     <w:p>
       <w:pPr>
         <w:rPr>
-          <w:rFonts w:ascii="TH Sarabun New" w:hAnsi="TH Sarabun New" w:cs="TH Sarabun New" w:hint="cs"/>
-          <w:sz w:val="32"/>
-          <w:szCs w:val="32"/>
-          <w:lang w:val="en-US"/>
-        </w:rPr>
-      </w:pPr>
-    </w:p>
-    <w:p>
-      <w:pPr>
-        <w:rPr>
-          <w:rFonts w:ascii="TH Sarabun New" w:hAnsi="TH Sarabun New" w:cs="TH Sarabun New" w:hint="cs"/>
+          <w:rFonts w:ascii="TH Sarabun New" w:hAnsi="TH Sarabun New" w:cs="TH Sarabun New"/>
+          <w:sz w:val="32"/>
+          <w:szCs w:val="32"/>
+          <w:lang w:val="en-US"/>
+        </w:rPr>
+      </w:pPr>
+    </w:p>
+    <w:p>
+      <w:pPr>
+        <w:rPr>
+          <w:rFonts w:ascii="TH Sarabun New" w:hAnsi="TH Sarabun New" w:cs="TH Sarabun New"/>
           <w:sz w:val="32"/>
           <w:szCs w:val="32"/>
           <w:lang w:val="en-US"/>
@@ -1760,7 +1751,7 @@
     <w:p>
       <w:pPr>
         <w:rPr>
-          <w:rFonts w:ascii="TH Sarabun New" w:hAnsi="TH Sarabun New" w:cs="TH Sarabun New" w:hint="cs"/>
+          <w:rFonts w:ascii="TH Sarabun New" w:hAnsi="TH Sarabun New" w:cs="TH Sarabun New"/>
           <w:sz w:val="32"/>
           <w:szCs w:val="32"/>
           <w:lang w:val="en-US"/>
@@ -1779,7 +1770,7 @@
     <w:p>
       <w:pPr>
         <w:rPr>
-          <w:rFonts w:ascii="TH Sarabun New" w:hAnsi="TH Sarabun New" w:cs="TH Sarabun New" w:hint="cs"/>
+          <w:rFonts w:ascii="TH Sarabun New" w:hAnsi="TH Sarabun New" w:cs="TH Sarabun New"/>
           <w:sz w:val="32"/>
           <w:szCs w:val="32"/>
           <w:lang w:val="en-US"/>
@@ -1917,77 +1908,77 @@
     <w:p>
       <w:pPr>
         <w:rPr>
-          <w:rFonts w:ascii="TH Sarabun New" w:hAnsi="TH Sarabun New" w:cs="TH Sarabun New" w:hint="cs"/>
-          <w:sz w:val="32"/>
-          <w:szCs w:val="32"/>
-          <w:lang w:val="en-US"/>
-        </w:rPr>
-      </w:pPr>
-    </w:p>
-    <w:p>
-      <w:pPr>
-        <w:rPr>
-          <w:rFonts w:ascii="TH Sarabun New" w:hAnsi="TH Sarabun New" w:cs="TH Sarabun New" w:hint="cs"/>
-          <w:sz w:val="32"/>
-          <w:szCs w:val="32"/>
-          <w:lang w:val="en-US"/>
-        </w:rPr>
-      </w:pPr>
-    </w:p>
-    <w:p>
-      <w:pPr>
-        <w:rPr>
-          <w:rFonts w:ascii="TH Sarabun New" w:hAnsi="TH Sarabun New" w:cs="TH Sarabun New" w:hint="cs"/>
-          <w:sz w:val="32"/>
-          <w:szCs w:val="32"/>
-          <w:lang w:val="en-US"/>
-        </w:rPr>
-      </w:pPr>
-    </w:p>
-    <w:p>
-      <w:pPr>
-        <w:rPr>
-          <w:rFonts w:ascii="TH Sarabun New" w:hAnsi="TH Sarabun New" w:cs="TH Sarabun New" w:hint="cs"/>
-          <w:sz w:val="32"/>
-          <w:szCs w:val="32"/>
-          <w:lang w:val="en-US"/>
-        </w:rPr>
-      </w:pPr>
-    </w:p>
-    <w:p>
-      <w:pPr>
-        <w:rPr>
-          <w:rFonts w:ascii="TH Sarabun New" w:hAnsi="TH Sarabun New" w:cs="TH Sarabun New" w:hint="cs"/>
-          <w:sz w:val="32"/>
-          <w:szCs w:val="32"/>
-          <w:lang w:val="en-US"/>
-        </w:rPr>
-      </w:pPr>
-    </w:p>
-    <w:p>
-      <w:pPr>
-        <w:rPr>
-          <w:rFonts w:ascii="TH Sarabun New" w:hAnsi="TH Sarabun New" w:cs="TH Sarabun New" w:hint="cs"/>
-          <w:sz w:val="32"/>
-          <w:szCs w:val="32"/>
-          <w:lang w:val="en-US"/>
-        </w:rPr>
-      </w:pPr>
-    </w:p>
-    <w:p>
-      <w:pPr>
-        <w:rPr>
-          <w:rFonts w:ascii="TH Sarabun New" w:hAnsi="TH Sarabun New" w:cs="TH Sarabun New" w:hint="cs"/>
-          <w:sz w:val="32"/>
-          <w:szCs w:val="32"/>
-          <w:lang w:val="en-US"/>
-        </w:rPr>
-      </w:pPr>
-    </w:p>
-    <w:p>
-      <w:pPr>
-        <w:rPr>
-          <w:rFonts w:ascii="TH Sarabun New" w:hAnsi="TH Sarabun New" w:cs="TH Sarabun New" w:hint="cs"/>
+          <w:rFonts w:ascii="TH Sarabun New" w:hAnsi="TH Sarabun New" w:cs="TH Sarabun New"/>
+          <w:sz w:val="32"/>
+          <w:szCs w:val="32"/>
+          <w:lang w:val="en-US"/>
+        </w:rPr>
+      </w:pPr>
+    </w:p>
+    <w:p>
+      <w:pPr>
+        <w:rPr>
+          <w:rFonts w:ascii="TH Sarabun New" w:hAnsi="TH Sarabun New" w:cs="TH Sarabun New"/>
+          <w:sz w:val="32"/>
+          <w:szCs w:val="32"/>
+          <w:lang w:val="en-US"/>
+        </w:rPr>
+      </w:pPr>
+    </w:p>
+    <w:p>
+      <w:pPr>
+        <w:rPr>
+          <w:rFonts w:ascii="TH Sarabun New" w:hAnsi="TH Sarabun New" w:cs="TH Sarabun New"/>
+          <w:sz w:val="32"/>
+          <w:szCs w:val="32"/>
+          <w:lang w:val="en-US"/>
+        </w:rPr>
+      </w:pPr>
+    </w:p>
+    <w:p>
+      <w:pPr>
+        <w:rPr>
+          <w:rFonts w:ascii="TH Sarabun New" w:hAnsi="TH Sarabun New" w:cs="TH Sarabun New"/>
+          <w:sz w:val="32"/>
+          <w:szCs w:val="32"/>
+          <w:lang w:val="en-US"/>
+        </w:rPr>
+      </w:pPr>
+    </w:p>
+    <w:p>
+      <w:pPr>
+        <w:rPr>
+          <w:rFonts w:ascii="TH Sarabun New" w:hAnsi="TH Sarabun New" w:cs="TH Sarabun New"/>
+          <w:sz w:val="32"/>
+          <w:szCs w:val="32"/>
+          <w:lang w:val="en-US"/>
+        </w:rPr>
+      </w:pPr>
+    </w:p>
+    <w:p>
+      <w:pPr>
+        <w:rPr>
+          <w:rFonts w:ascii="TH Sarabun New" w:hAnsi="TH Sarabun New" w:cs="TH Sarabun New"/>
+          <w:sz w:val="32"/>
+          <w:szCs w:val="32"/>
+          <w:lang w:val="en-US"/>
+        </w:rPr>
+      </w:pPr>
+    </w:p>
+    <w:p>
+      <w:pPr>
+        <w:rPr>
+          <w:rFonts w:ascii="TH Sarabun New" w:hAnsi="TH Sarabun New" w:cs="TH Sarabun New"/>
+          <w:sz w:val="32"/>
+          <w:szCs w:val="32"/>
+          <w:lang w:val="en-US"/>
+        </w:rPr>
+      </w:pPr>
+    </w:p>
+    <w:p>
+      <w:pPr>
+        <w:rPr>
+          <w:rFonts w:ascii="TH Sarabun New" w:hAnsi="TH Sarabun New" w:cs="TH Sarabun New"/>
           <w:sz w:val="32"/>
           <w:szCs w:val="32"/>
           <w:lang w:val="en-US"/>
@@ -2073,17 +2064,17 @@
     <w:p>
       <w:pPr>
         <w:rPr>
-          <w:rFonts w:ascii="TH Sarabun New" w:hAnsi="TH Sarabun New" w:cs="TH Sarabun New" w:hint="cs"/>
-          <w:sz w:val="32"/>
-          <w:szCs w:val="32"/>
-          <w:lang w:val="en-US"/>
-        </w:rPr>
-      </w:pPr>
-    </w:p>
-    <w:p>
-      <w:pPr>
-        <w:rPr>
-          <w:rFonts w:ascii="TH Sarabun New" w:hAnsi="TH Sarabun New" w:cs="TH Sarabun New" w:hint="cs"/>
+          <w:rFonts w:ascii="TH Sarabun New" w:hAnsi="TH Sarabun New" w:cs="TH Sarabun New"/>
+          <w:sz w:val="32"/>
+          <w:szCs w:val="32"/>
+          <w:lang w:val="en-US"/>
+        </w:rPr>
+      </w:pPr>
+    </w:p>
+    <w:p>
+      <w:pPr>
+        <w:rPr>
+          <w:rFonts w:ascii="TH Sarabun New" w:hAnsi="TH Sarabun New" w:cs="TH Sarabun New"/>
           <w:sz w:val="32"/>
           <w:szCs w:val="32"/>
           <w:lang w:val="en-US"/>
@@ -2157,7 +2148,7 @@
     <w:p>
       <w:pPr>
         <w:rPr>
-          <w:rFonts w:ascii="TH Sarabun New" w:hAnsi="TH Sarabun New" w:cs="TH Sarabun New" w:hint="cs"/>
+          <w:rFonts w:ascii="TH Sarabun New" w:hAnsi="TH Sarabun New" w:cs="TH Sarabun New"/>
           <w:sz w:val="32"/>
           <w:szCs w:val="32"/>
           <w:lang w:val="en-US"/>
@@ -2231,67 +2222,67 @@
     <w:p>
       <w:pPr>
         <w:rPr>
-          <w:rFonts w:ascii="TH Sarabun New" w:hAnsi="TH Sarabun New" w:cs="TH Sarabun New" w:hint="cs"/>
-          <w:sz w:val="32"/>
-          <w:szCs w:val="32"/>
-          <w:lang w:val="en-US"/>
-        </w:rPr>
-      </w:pPr>
-    </w:p>
-    <w:p>
-      <w:pPr>
-        <w:rPr>
-          <w:rFonts w:ascii="TH Sarabun New" w:hAnsi="TH Sarabun New" w:cs="TH Sarabun New" w:hint="cs"/>
-          <w:sz w:val="32"/>
-          <w:szCs w:val="32"/>
-          <w:lang w:val="en-US"/>
-        </w:rPr>
-      </w:pPr>
-    </w:p>
-    <w:p>
-      <w:pPr>
-        <w:rPr>
-          <w:rFonts w:ascii="TH Sarabun New" w:hAnsi="TH Sarabun New" w:cs="TH Sarabun New" w:hint="cs"/>
-          <w:sz w:val="32"/>
-          <w:szCs w:val="32"/>
-          <w:lang w:val="en-US"/>
-        </w:rPr>
-      </w:pPr>
-    </w:p>
-    <w:p>
-      <w:pPr>
-        <w:rPr>
-          <w:rFonts w:ascii="TH Sarabun New" w:hAnsi="TH Sarabun New" w:cs="TH Sarabun New" w:hint="cs"/>
-          <w:sz w:val="32"/>
-          <w:szCs w:val="32"/>
-          <w:lang w:val="en-US"/>
-        </w:rPr>
-      </w:pPr>
-    </w:p>
-    <w:p>
-      <w:pPr>
-        <w:rPr>
-          <w:rFonts w:ascii="TH Sarabun New" w:hAnsi="TH Sarabun New" w:cs="TH Sarabun New" w:hint="cs"/>
-          <w:sz w:val="32"/>
-          <w:szCs w:val="32"/>
-          <w:lang w:val="en-US"/>
-        </w:rPr>
-      </w:pPr>
-    </w:p>
-    <w:p>
-      <w:pPr>
-        <w:rPr>
-          <w:rFonts w:ascii="TH Sarabun New" w:hAnsi="TH Sarabun New" w:cs="TH Sarabun New" w:hint="cs"/>
-          <w:sz w:val="32"/>
-          <w:szCs w:val="32"/>
-          <w:lang w:val="en-US"/>
-        </w:rPr>
-      </w:pPr>
-    </w:p>
-    <w:p>
-      <w:pPr>
-        <w:rPr>
-          <w:rFonts w:ascii="TH Sarabun New" w:hAnsi="TH Sarabun New" w:cs="TH Sarabun New" w:hint="cs"/>
+          <w:rFonts w:ascii="TH Sarabun New" w:hAnsi="TH Sarabun New" w:cs="TH Sarabun New"/>
+          <w:sz w:val="32"/>
+          <w:szCs w:val="32"/>
+          <w:lang w:val="en-US"/>
+        </w:rPr>
+      </w:pPr>
+    </w:p>
+    <w:p>
+      <w:pPr>
+        <w:rPr>
+          <w:rFonts w:ascii="TH Sarabun New" w:hAnsi="TH Sarabun New" w:cs="TH Sarabun New"/>
+          <w:sz w:val="32"/>
+          <w:szCs w:val="32"/>
+          <w:lang w:val="en-US"/>
+        </w:rPr>
+      </w:pPr>
+    </w:p>
+    <w:p>
+      <w:pPr>
+        <w:rPr>
+          <w:rFonts w:ascii="TH Sarabun New" w:hAnsi="TH Sarabun New" w:cs="TH Sarabun New"/>
+          <w:sz w:val="32"/>
+          <w:szCs w:val="32"/>
+          <w:lang w:val="en-US"/>
+        </w:rPr>
+      </w:pPr>
+    </w:p>
+    <w:p>
+      <w:pPr>
+        <w:rPr>
+          <w:rFonts w:ascii="TH Sarabun New" w:hAnsi="TH Sarabun New" w:cs="TH Sarabun New"/>
+          <w:sz w:val="32"/>
+          <w:szCs w:val="32"/>
+          <w:lang w:val="en-US"/>
+        </w:rPr>
+      </w:pPr>
+    </w:p>
+    <w:p>
+      <w:pPr>
+        <w:rPr>
+          <w:rFonts w:ascii="TH Sarabun New" w:hAnsi="TH Sarabun New" w:cs="TH Sarabun New"/>
+          <w:sz w:val="32"/>
+          <w:szCs w:val="32"/>
+          <w:lang w:val="en-US"/>
+        </w:rPr>
+      </w:pPr>
+    </w:p>
+    <w:p>
+      <w:pPr>
+        <w:rPr>
+          <w:rFonts w:ascii="TH Sarabun New" w:hAnsi="TH Sarabun New" w:cs="TH Sarabun New"/>
+          <w:sz w:val="32"/>
+          <w:szCs w:val="32"/>
+          <w:lang w:val="en-US"/>
+        </w:rPr>
+      </w:pPr>
+    </w:p>
+    <w:p>
+      <w:pPr>
+        <w:rPr>
+          <w:rFonts w:ascii="TH Sarabun New" w:hAnsi="TH Sarabun New" w:cs="TH Sarabun New"/>
           <w:sz w:val="32"/>
           <w:szCs w:val="32"/>
           <w:lang w:val="en-US"/>
@@ -2476,17 +2467,17 @@
     <w:p>
       <w:pPr>
         <w:rPr>
-          <w:rFonts w:ascii="TH Sarabun New" w:hAnsi="TH Sarabun New" w:cs="TH Sarabun New" w:hint="cs"/>
-          <w:sz w:val="32"/>
-          <w:szCs w:val="32"/>
-          <w:lang w:val="en-US"/>
-        </w:rPr>
-      </w:pPr>
-    </w:p>
-    <w:p>
-      <w:pPr>
-        <w:rPr>
-          <w:rFonts w:ascii="TH Sarabun New" w:hAnsi="TH Sarabun New" w:cs="TH Sarabun New" w:hint="cs"/>
+          <w:rFonts w:ascii="TH Sarabun New" w:hAnsi="TH Sarabun New" w:cs="TH Sarabun New"/>
+          <w:sz w:val="32"/>
+          <w:szCs w:val="32"/>
+          <w:lang w:val="en-US"/>
+        </w:rPr>
+      </w:pPr>
+    </w:p>
+    <w:p>
+      <w:pPr>
+        <w:rPr>
+          <w:rFonts w:ascii="TH Sarabun New" w:hAnsi="TH Sarabun New" w:cs="TH Sarabun New"/>
           <w:sz w:val="32"/>
           <w:szCs w:val="32"/>
           <w:lang w:val="en-US"/>
@@ -2624,37 +2615,37 @@
     <w:p>
       <w:pPr>
         <w:rPr>
-          <w:rFonts w:ascii="TH Sarabun New" w:hAnsi="TH Sarabun New" w:cs="TH Sarabun New" w:hint="cs"/>
-          <w:sz w:val="32"/>
-          <w:szCs w:val="32"/>
-          <w:lang w:val="en-US"/>
-        </w:rPr>
-      </w:pPr>
-    </w:p>
-    <w:p>
-      <w:pPr>
-        <w:rPr>
-          <w:rFonts w:ascii="TH Sarabun New" w:hAnsi="TH Sarabun New" w:cs="TH Sarabun New" w:hint="cs"/>
-          <w:sz w:val="32"/>
-          <w:szCs w:val="32"/>
-          <w:lang w:val="en-US"/>
-        </w:rPr>
-      </w:pPr>
-    </w:p>
-    <w:p>
-      <w:pPr>
-        <w:rPr>
-          <w:rFonts w:ascii="TH Sarabun New" w:hAnsi="TH Sarabun New" w:cs="TH Sarabun New" w:hint="cs"/>
-          <w:sz w:val="32"/>
-          <w:szCs w:val="32"/>
-          <w:lang w:val="en-US"/>
-        </w:rPr>
-      </w:pPr>
-    </w:p>
-    <w:p>
-      <w:pPr>
-        <w:rPr>
-          <w:rFonts w:ascii="TH Sarabun New" w:hAnsi="TH Sarabun New" w:cs="TH Sarabun New" w:hint="cs"/>
+          <w:rFonts w:ascii="TH Sarabun New" w:hAnsi="TH Sarabun New" w:cs="TH Sarabun New"/>
+          <w:sz w:val="32"/>
+          <w:szCs w:val="32"/>
+          <w:lang w:val="en-US"/>
+        </w:rPr>
+      </w:pPr>
+    </w:p>
+    <w:p>
+      <w:pPr>
+        <w:rPr>
+          <w:rFonts w:ascii="TH Sarabun New" w:hAnsi="TH Sarabun New" w:cs="TH Sarabun New"/>
+          <w:sz w:val="32"/>
+          <w:szCs w:val="32"/>
+          <w:lang w:val="en-US"/>
+        </w:rPr>
+      </w:pPr>
+    </w:p>
+    <w:p>
+      <w:pPr>
+        <w:rPr>
+          <w:rFonts w:ascii="TH Sarabun New" w:hAnsi="TH Sarabun New" w:cs="TH Sarabun New"/>
+          <w:sz w:val="32"/>
+          <w:szCs w:val="32"/>
+          <w:lang w:val="en-US"/>
+        </w:rPr>
+      </w:pPr>
+    </w:p>
+    <w:p>
+      <w:pPr>
+        <w:rPr>
+          <w:rFonts w:ascii="TH Sarabun New" w:hAnsi="TH Sarabun New" w:cs="TH Sarabun New"/>
           <w:sz w:val="32"/>
           <w:szCs w:val="32"/>
           <w:lang w:val="en-US"/>
@@ -2780,7 +2771,7 @@
     <w:p>
       <w:pPr>
         <w:rPr>
-          <w:rFonts w:ascii="TH Sarabun New" w:hAnsi="TH Sarabun New" w:cs="TH Sarabun New" w:hint="cs"/>
+          <w:rFonts w:ascii="TH Sarabun New" w:hAnsi="TH Sarabun New" w:cs="TH Sarabun New"/>
           <w:sz w:val="32"/>
           <w:szCs w:val="32"/>
           <w:lang w:val="en-US"/>
@@ -2795,16 +2786,16 @@
           <w:lang w:val="en-US"/>
         </w:rPr>
         <w:drawing>
-          <wp:anchor distT="0" distB="0" distL="114300" distR="114300" simplePos="0" relativeHeight="251671552" behindDoc="0" locked="0" layoutInCell="1" allowOverlap="1" wp14:anchorId="5806E6F7" wp14:editId="70EA0F95">
+          <wp:anchor distT="0" distB="0" distL="114300" distR="114300" simplePos="0" relativeHeight="251671552" behindDoc="0" locked="0" layoutInCell="1" allowOverlap="1" wp14:anchorId="5806E6F7" wp14:editId="0DA492A4">
             <wp:simplePos x="0" y="0"/>
             <wp:positionH relativeFrom="column">
-              <wp:posOffset>163249</wp:posOffset>
+              <wp:posOffset>-74295</wp:posOffset>
             </wp:positionH>
             <wp:positionV relativeFrom="paragraph">
-              <wp:posOffset>146296</wp:posOffset>
+              <wp:posOffset>246380</wp:posOffset>
             </wp:positionV>
-            <wp:extent cx="2188046" cy="1640737"/>
-            <wp:effectExtent l="0" t="0" r="0" b="0"/>
+            <wp:extent cx="2880360" cy="2159635"/>
+            <wp:effectExtent l="0" t="0" r="2540" b="0"/>
             <wp:wrapNone/>
             <wp:docPr id="16" name="Picture 16" descr="A group of people posing for a photo&#10;&#10;Description automatically generated"/>
             <wp:cNvGraphicFramePr>
@@ -2832,7 +2823,7 @@
                   <pic:spPr>
                     <a:xfrm>
                       <a:off x="0" y="0"/>
-                      <a:ext cx="2188046" cy="1640737"/>
+                      <a:ext cx="2880360" cy="2159635"/>
                     </a:xfrm>
                     <a:prstGeom prst="rect">
                       <a:avLst/>
@@ -2850,36 +2841,6 @@
           </wp:anchor>
         </w:drawing>
       </w:r>
-    </w:p>
-    <w:p>
-      <w:pPr>
-        <w:rPr>
-          <w:rFonts w:ascii="TH Sarabun New" w:hAnsi="TH Sarabun New" w:cs="TH Sarabun New" w:hint="cs"/>
-          <w:sz w:val="32"/>
-          <w:szCs w:val="32"/>
-          <w:lang w:val="en-US"/>
-        </w:rPr>
-      </w:pPr>
-    </w:p>
-    <w:p>
-      <w:pPr>
-        <w:rPr>
-          <w:rFonts w:ascii="TH Sarabun New" w:hAnsi="TH Sarabun New" w:cs="TH Sarabun New" w:hint="cs"/>
-          <w:sz w:val="32"/>
-          <w:szCs w:val="32"/>
-          <w:lang w:val="en-US"/>
-        </w:rPr>
-      </w:pPr>
-    </w:p>
-    <w:p>
-      <w:pPr>
-        <w:rPr>
-          <w:rFonts w:ascii="TH Sarabun New" w:hAnsi="TH Sarabun New" w:cs="TH Sarabun New" w:hint="cs"/>
-          <w:sz w:val="32"/>
-          <w:szCs w:val="32"/>
-          <w:lang w:val="en-US"/>
-        </w:rPr>
-      </w:pPr>
       <w:r>
         <w:rPr>
           <w:rFonts w:ascii="TH Sarabun New" w:hAnsi="TH Sarabun New" w:cs="TH Sarabun New" w:hint="cs"/>
@@ -2889,16 +2850,16 @@
           <w:lang w:val="en-US"/>
         </w:rPr>
         <w:drawing>
-          <wp:anchor distT="0" distB="0" distL="114300" distR="114300" simplePos="0" relativeHeight="251672576" behindDoc="0" locked="0" layoutInCell="1" allowOverlap="1" wp14:anchorId="13AA70CC" wp14:editId="12DC3A90">
+          <wp:anchor distT="0" distB="0" distL="114300" distR="114300" simplePos="0" relativeHeight="251672576" behindDoc="0" locked="0" layoutInCell="1" allowOverlap="1" wp14:anchorId="13AA70CC" wp14:editId="49BA5D92">
             <wp:simplePos x="0" y="0"/>
             <wp:positionH relativeFrom="column">
-              <wp:posOffset>2609850</wp:posOffset>
+              <wp:posOffset>3093720</wp:posOffset>
             </wp:positionH>
             <wp:positionV relativeFrom="paragraph">
-              <wp:posOffset>45310</wp:posOffset>
+              <wp:posOffset>242570</wp:posOffset>
             </wp:positionV>
-            <wp:extent cx="2890684" cy="2168015"/>
-            <wp:effectExtent l="0" t="0" r="5080" b="3810"/>
+            <wp:extent cx="2879725" cy="2159635"/>
+            <wp:effectExtent l="0" t="0" r="3175" b="0"/>
             <wp:wrapNone/>
             <wp:docPr id="15" name="Picture 15" descr="A group of people standing in a room&#10;&#10;Description automatically generated"/>
             <wp:cNvGraphicFramePr>
@@ -2926,7 +2887,7 @@
                   <pic:spPr>
                     <a:xfrm>
                       <a:off x="0" y="0"/>
-                      <a:ext cx="2890684" cy="2168015"/>
+                      <a:ext cx="2879725" cy="2159635"/>
                     </a:xfrm>
                     <a:prstGeom prst="rect">
                       <a:avLst/>
@@ -2944,97 +2905,27 @@
           </wp:anchor>
         </w:drawing>
       </w:r>
-    </w:p>
-    <w:p>
-      <w:pPr>
-        <w:rPr>
-          <w:rFonts w:ascii="TH Sarabun New" w:hAnsi="TH Sarabun New" w:cs="TH Sarabun New" w:hint="cs"/>
-          <w:sz w:val="32"/>
-          <w:szCs w:val="32"/>
-          <w:lang w:val="en-US"/>
-        </w:rPr>
-      </w:pPr>
-    </w:p>
-    <w:p>
-      <w:pPr>
-        <w:rPr>
-          <w:rFonts w:ascii="TH Sarabun New" w:hAnsi="TH Sarabun New" w:cs="TH Sarabun New" w:hint="cs"/>
-          <w:sz w:val="32"/>
-          <w:szCs w:val="32"/>
-          <w:lang w:val="en-US"/>
-        </w:rPr>
-      </w:pPr>
-    </w:p>
-    <w:p>
-      <w:pPr>
-        <w:rPr>
-          <w:rFonts w:ascii="TH Sarabun New" w:hAnsi="TH Sarabun New" w:cs="TH Sarabun New" w:hint="cs"/>
-          <w:sz w:val="32"/>
-          <w:szCs w:val="32"/>
-          <w:lang w:val="en-US"/>
-        </w:rPr>
-      </w:pPr>
-    </w:p>
-    <w:p>
-      <w:pPr>
-        <w:rPr>
-          <w:rFonts w:ascii="TH Sarabun New" w:hAnsi="TH Sarabun New" w:cs="TH Sarabun New" w:hint="cs"/>
-          <w:sz w:val="32"/>
-          <w:szCs w:val="32"/>
-          <w:lang w:val="en-US"/>
-        </w:rPr>
-      </w:pPr>
-    </w:p>
-    <w:p>
-      <w:pPr>
-        <w:rPr>
-          <w:rFonts w:ascii="TH Sarabun New" w:hAnsi="TH Sarabun New" w:cs="TH Sarabun New" w:hint="cs"/>
-          <w:sz w:val="32"/>
-          <w:szCs w:val="32"/>
-          <w:lang w:val="en-US"/>
-        </w:rPr>
-      </w:pPr>
-    </w:p>
-    <w:p>
-      <w:pPr>
-        <w:rPr>
-          <w:rFonts w:ascii="TH Sarabun New" w:hAnsi="TH Sarabun New" w:cs="TH Sarabun New" w:hint="cs"/>
-          <w:sz w:val="32"/>
-          <w:szCs w:val="32"/>
-          <w:lang w:val="en-US"/>
-        </w:rPr>
-      </w:pPr>
-    </w:p>
-    <w:p>
-      <w:pPr>
-        <w:rPr>
-          <w:rFonts w:ascii="TH Sarabun New" w:hAnsi="TH Sarabun New" w:cs="TH Sarabun New" w:hint="cs"/>
-          <w:sz w:val="32"/>
-          <w:szCs w:val="32"/>
-          <w:lang w:val="en-US"/>
-        </w:rPr>
-      </w:pPr>
-      <w:r>
-        <w:rPr>
-          <w:rFonts w:ascii="TH Sarabun New" w:hAnsi="TH Sarabun New" w:cs="TH Sarabun New" w:hint="cs"/>
+      <w:r>
+        <w:rPr>
+          <w:rFonts w:ascii="TH Sarabun New" w:hAnsi="TH Sarabun New" w:cs="TH Sarabun New"/>
           <w:noProof/>
           <w:sz w:val="32"/>
           <w:szCs w:val="32"/>
           <w:lang w:val="en-US"/>
         </w:rPr>
         <w:drawing>
-          <wp:anchor distT="0" distB="0" distL="114300" distR="114300" simplePos="0" relativeHeight="251673600" behindDoc="0" locked="0" layoutInCell="1" allowOverlap="1" wp14:anchorId="291693F8" wp14:editId="01235923">
+          <wp:anchor distT="0" distB="0" distL="114300" distR="114300" simplePos="0" relativeHeight="251687936" behindDoc="0" locked="0" layoutInCell="1" allowOverlap="1" wp14:anchorId="10C37525" wp14:editId="67447E9E">
             <wp:simplePos x="0" y="0"/>
             <wp:positionH relativeFrom="column">
-              <wp:posOffset>161966</wp:posOffset>
+              <wp:posOffset>3092450</wp:posOffset>
             </wp:positionH>
             <wp:positionV relativeFrom="paragraph">
-              <wp:posOffset>76650</wp:posOffset>
+              <wp:posOffset>2592070</wp:posOffset>
             </wp:positionV>
-            <wp:extent cx="2173339" cy="1630004"/>
-            <wp:effectExtent l="0" t="0" r="0" b="0"/>
+            <wp:extent cx="2877185" cy="2159635"/>
+            <wp:effectExtent l="0" t="0" r="5715" b="0"/>
             <wp:wrapNone/>
-            <wp:docPr id="17" name="Picture 17" descr="A group of people standing around a luggage carousel at an airport&#10;&#10;Description automatically generated"/>
+            <wp:docPr id="29" name="Picture 29" descr="A picture containing person, dining table&#10;&#10;Description automatically generated"/>
             <wp:cNvGraphicFramePr>
               <a:graphicFrameLocks xmlns:a="http://schemas.openxmlformats.org/drawingml/2006/main" noChangeAspect="1"/>
             </wp:cNvGraphicFramePr>
@@ -3042,7 +2933,7 @@
               <a:graphicData uri="http://schemas.openxmlformats.org/drawingml/2006/picture">
                 <pic:pic xmlns:pic="http://schemas.openxmlformats.org/drawingml/2006/picture">
                   <pic:nvPicPr>
-                    <pic:cNvPr id="17" name="Picture 17" descr="A group of people standing around a luggage carousel at an airport&#10;&#10;Description automatically generated"/>
+                    <pic:cNvPr id="29" name="Picture 29" descr="A picture containing person, dining table&#10;&#10;Description automatically generated"/>
                     <pic:cNvPicPr/>
                   </pic:nvPicPr>
                   <pic:blipFill>
@@ -3060,7 +2951,7 @@
                   <pic:spPr>
                     <a:xfrm>
                       <a:off x="0" y="0"/>
-                      <a:ext cx="2173339" cy="1630004"/>
+                      <a:ext cx="2877185" cy="2159635"/>
                     </a:xfrm>
                     <a:prstGeom prst="rect">
                       <a:avLst/>
@@ -3082,49 +2973,1792 @@
     <w:p>
       <w:pPr>
         <w:rPr>
-          <w:rFonts w:ascii="TH Sarabun New" w:hAnsi="TH Sarabun New" w:cs="TH Sarabun New" w:hint="cs"/>
-          <w:sz w:val="32"/>
-          <w:szCs w:val="32"/>
-          <w:lang w:val="en-US"/>
-        </w:rPr>
-      </w:pPr>
-    </w:p>
-    <w:p>
-      <w:pPr>
-        <w:rPr>
-          <w:rFonts w:ascii="TH Sarabun New" w:hAnsi="TH Sarabun New" w:cs="TH Sarabun New" w:hint="cs"/>
-          <w:sz w:val="32"/>
-          <w:szCs w:val="32"/>
-          <w:lang w:val="en-US"/>
-        </w:rPr>
-      </w:pPr>
-    </w:p>
-    <w:p>
-      <w:pPr>
-        <w:rPr>
-          <w:rFonts w:ascii="TH Sarabun New" w:hAnsi="TH Sarabun New" w:cs="TH Sarabun New" w:hint="cs"/>
-          <w:sz w:val="32"/>
-          <w:szCs w:val="32"/>
-          <w:lang w:val="en-US"/>
-        </w:rPr>
-      </w:pPr>
-    </w:p>
-    <w:p>
-      <w:pPr>
-        <w:rPr>
-          <w:rFonts w:ascii="TH Sarabun New" w:hAnsi="TH Sarabun New" w:cs="TH Sarabun New" w:hint="cs"/>
-          <w:sz w:val="32"/>
-          <w:szCs w:val="32"/>
-          <w:lang w:val="en-US"/>
-        </w:rPr>
-      </w:pPr>
-    </w:p>
-    <w:p>
-      <w:pPr>
-        <w:rPr>
-          <w:rFonts w:ascii="TH Sarabun New" w:hAnsi="TH Sarabun New" w:cs="TH Sarabun New" w:hint="cs"/>
-          <w:sz w:val="32"/>
-          <w:szCs w:val="32"/>
+          <w:rFonts w:ascii="TH Sarabun New" w:hAnsi="TH Sarabun New" w:cs="TH Sarabun New"/>
+          <w:sz w:val="32"/>
+          <w:szCs w:val="32"/>
+          <w:lang w:val="en-US"/>
+        </w:rPr>
+      </w:pPr>
+    </w:p>
+    <w:p>
+      <w:pPr>
+        <w:rPr>
+          <w:rFonts w:ascii="TH Sarabun New" w:hAnsi="TH Sarabun New" w:cs="TH Sarabun New"/>
+          <w:sz w:val="32"/>
+          <w:szCs w:val="32"/>
+          <w:lang w:val="en-US"/>
+        </w:rPr>
+      </w:pPr>
+    </w:p>
+    <w:p>
+      <w:pPr>
+        <w:rPr>
+          <w:rFonts w:ascii="TH Sarabun New" w:hAnsi="TH Sarabun New" w:cs="TH Sarabun New"/>
+          <w:sz w:val="32"/>
+          <w:szCs w:val="32"/>
+          <w:lang w:val="en-US"/>
+        </w:rPr>
+      </w:pPr>
+    </w:p>
+    <w:p>
+      <w:pPr>
+        <w:rPr>
+          <w:rFonts w:ascii="TH Sarabun New" w:hAnsi="TH Sarabun New" w:cs="TH Sarabun New"/>
+          <w:sz w:val="32"/>
+          <w:szCs w:val="32"/>
+          <w:lang w:val="en-US"/>
+        </w:rPr>
+      </w:pPr>
+    </w:p>
+    <w:p>
+      <w:pPr>
+        <w:rPr>
+          <w:rFonts w:ascii="TH Sarabun New" w:hAnsi="TH Sarabun New" w:cs="TH Sarabun New"/>
+          <w:sz w:val="32"/>
+          <w:szCs w:val="32"/>
+          <w:lang w:val="en-US"/>
+        </w:rPr>
+      </w:pPr>
+    </w:p>
+    <w:p>
+      <w:pPr>
+        <w:rPr>
+          <w:rFonts w:ascii="TH Sarabun New" w:hAnsi="TH Sarabun New" w:cs="TH Sarabun New"/>
+          <w:sz w:val="32"/>
+          <w:szCs w:val="32"/>
+          <w:lang w:val="en-US"/>
+        </w:rPr>
+      </w:pPr>
+    </w:p>
+    <w:p>
+      <w:pPr>
+        <w:rPr>
+          <w:rFonts w:ascii="TH Sarabun New" w:hAnsi="TH Sarabun New" w:cs="TH Sarabun New"/>
+          <w:sz w:val="32"/>
+          <w:szCs w:val="32"/>
+          <w:lang w:val="en-US"/>
+        </w:rPr>
+      </w:pPr>
+    </w:p>
+    <w:p>
+      <w:pPr>
+        <w:rPr>
+          <w:rFonts w:ascii="TH Sarabun New" w:hAnsi="TH Sarabun New" w:cs="TH Sarabun New"/>
+          <w:sz w:val="32"/>
+          <w:szCs w:val="32"/>
+          <w:lang w:val="en-US"/>
+        </w:rPr>
+      </w:pPr>
+    </w:p>
+    <w:p>
+      <w:pPr>
+        <w:rPr>
+          <w:rFonts w:ascii="TH Sarabun New" w:hAnsi="TH Sarabun New" w:cs="TH Sarabun New"/>
+          <w:sz w:val="32"/>
+          <w:szCs w:val="32"/>
+          <w:lang w:val="en-US"/>
+        </w:rPr>
+      </w:pPr>
+      <w:r>
+        <w:rPr>
+          <w:rFonts w:ascii="TH Sarabun New" w:hAnsi="TH Sarabun New" w:cs="TH Sarabun New" w:hint="cs"/>
+          <w:noProof/>
+          <w:sz w:val="32"/>
+          <w:szCs w:val="32"/>
+          <w:lang w:val="en-US"/>
+        </w:rPr>
+        <w:drawing>
+          <wp:anchor distT="0" distB="0" distL="114300" distR="114300" simplePos="0" relativeHeight="251673600" behindDoc="0" locked="0" layoutInCell="1" allowOverlap="1" wp14:anchorId="291693F8" wp14:editId="391D8814">
+            <wp:simplePos x="0" y="0"/>
+            <wp:positionH relativeFrom="column">
+              <wp:posOffset>-74422</wp:posOffset>
+            </wp:positionH>
+            <wp:positionV relativeFrom="paragraph">
+              <wp:posOffset>163830</wp:posOffset>
+            </wp:positionV>
+            <wp:extent cx="2880000" cy="2160000"/>
+            <wp:effectExtent l="0" t="0" r="3175" b="0"/>
+            <wp:wrapNone/>
+            <wp:docPr id="17" name="Picture 17" descr="A group of people standing around a luggage carousel at an airport&#10;&#10;Description automatically generated"/>
+            <wp:cNvGraphicFramePr>
+              <a:graphicFrameLocks xmlns:a="http://schemas.openxmlformats.org/drawingml/2006/main" noChangeAspect="1"/>
+            </wp:cNvGraphicFramePr>
+            <a:graphic xmlns:a="http://schemas.openxmlformats.org/drawingml/2006/main">
+              <a:graphicData uri="http://schemas.openxmlformats.org/drawingml/2006/picture">
+                <pic:pic xmlns:pic="http://schemas.openxmlformats.org/drawingml/2006/picture">
+                  <pic:nvPicPr>
+                    <pic:cNvPr id="17" name="Picture 17" descr="A group of people standing around a luggage carousel at an airport&#10;&#10;Description automatically generated"/>
+                    <pic:cNvPicPr/>
+                  </pic:nvPicPr>
+                  <pic:blipFill>
+                    <a:blip r:embed="rId21" cstate="print">
+                      <a:extLst>
+                        <a:ext uri="{28A0092B-C50C-407E-A947-70E740481C1C}">
+                          <a14:useLocalDpi xmlns:a14="http://schemas.microsoft.com/office/drawing/2010/main" val="0"/>
+                        </a:ext>
+                      </a:extLst>
+                    </a:blip>
+                    <a:stretch>
+                      <a:fillRect/>
+                    </a:stretch>
+                  </pic:blipFill>
+                  <pic:spPr>
+                    <a:xfrm>
+                      <a:off x="0" y="0"/>
+                      <a:ext cx="2880000" cy="2160000"/>
+                    </a:xfrm>
+                    <a:prstGeom prst="rect">
+                      <a:avLst/>
+                    </a:prstGeom>
+                  </pic:spPr>
+                </pic:pic>
+              </a:graphicData>
+            </a:graphic>
+            <wp14:sizeRelH relativeFrom="page">
+              <wp14:pctWidth>0</wp14:pctWidth>
+            </wp14:sizeRelH>
+            <wp14:sizeRelV relativeFrom="page">
+              <wp14:pctHeight>0</wp14:pctHeight>
+            </wp14:sizeRelV>
+          </wp:anchor>
+        </w:drawing>
+      </w:r>
+    </w:p>
+    <w:p>
+      <w:pPr>
+        <w:rPr>
+          <w:rFonts w:ascii="TH Sarabun New" w:hAnsi="TH Sarabun New" w:cs="TH Sarabun New"/>
+          <w:sz w:val="32"/>
+          <w:szCs w:val="32"/>
+          <w:lang w:val="en-US"/>
+        </w:rPr>
+      </w:pPr>
+    </w:p>
+    <w:p>
+      <w:pPr>
+        <w:rPr>
+          <w:rFonts w:ascii="TH Sarabun New" w:hAnsi="TH Sarabun New" w:cs="TH Sarabun New"/>
+          <w:sz w:val="32"/>
+          <w:szCs w:val="32"/>
+          <w:lang w:val="en-US"/>
+        </w:rPr>
+      </w:pPr>
+    </w:p>
+    <w:p>
+      <w:pPr>
+        <w:rPr>
+          <w:rFonts w:ascii="TH Sarabun New" w:hAnsi="TH Sarabun New" w:cs="TH Sarabun New"/>
+          <w:sz w:val="32"/>
+          <w:szCs w:val="32"/>
+          <w:lang w:val="en-US"/>
+        </w:rPr>
+      </w:pPr>
+    </w:p>
+    <w:p>
+      <w:pPr>
+        <w:rPr>
+          <w:rFonts w:ascii="TH Sarabun New" w:hAnsi="TH Sarabun New" w:cs="TH Sarabun New"/>
+          <w:sz w:val="32"/>
+          <w:szCs w:val="32"/>
+          <w:lang w:val="en-US"/>
+        </w:rPr>
+      </w:pPr>
+    </w:p>
+    <w:p>
+      <w:pPr>
+        <w:rPr>
+          <w:rFonts w:ascii="TH Sarabun New" w:hAnsi="TH Sarabun New" w:cs="TH Sarabun New"/>
+          <w:sz w:val="32"/>
+          <w:szCs w:val="32"/>
+          <w:lang w:val="en-US"/>
+        </w:rPr>
+      </w:pPr>
+    </w:p>
+    <w:p>
+      <w:pPr>
+        <w:rPr>
+          <w:rFonts w:ascii="TH Sarabun New" w:hAnsi="TH Sarabun New" w:cs="TH Sarabun New"/>
+          <w:sz w:val="32"/>
+          <w:szCs w:val="32"/>
+          <w:lang w:val="en-US"/>
+        </w:rPr>
+      </w:pPr>
+    </w:p>
+    <w:p>
+      <w:pPr>
+        <w:rPr>
+          <w:rFonts w:ascii="TH Sarabun New" w:hAnsi="TH Sarabun New" w:cs="TH Sarabun New"/>
+          <w:sz w:val="32"/>
+          <w:szCs w:val="32"/>
+          <w:lang w:val="en-US"/>
+        </w:rPr>
+      </w:pPr>
+    </w:p>
+    <w:p>
+      <w:pPr>
+        <w:rPr>
+          <w:rFonts w:ascii="TH Sarabun New" w:hAnsi="TH Sarabun New" w:cs="TH Sarabun New"/>
+          <w:sz w:val="32"/>
+          <w:szCs w:val="32"/>
+          <w:lang w:val="en-US"/>
+        </w:rPr>
+      </w:pPr>
+    </w:p>
+    <w:p>
+      <w:pPr>
+        <w:rPr>
+          <w:rFonts w:ascii="TH Sarabun New" w:hAnsi="TH Sarabun New" w:cs="TH Sarabun New"/>
+          <w:sz w:val="32"/>
+          <w:szCs w:val="32"/>
+          <w:lang w:val="en-US"/>
+        </w:rPr>
+      </w:pPr>
+      <w:r>
+        <w:rPr>
+          <w:rFonts w:ascii="TH Sarabun New" w:hAnsi="TH Sarabun New" w:cs="TH Sarabun New"/>
+          <w:sz w:val="32"/>
+          <w:szCs w:val="32"/>
+          <w:lang w:val="en-US"/>
+        </w:rPr>
+        <w:br w:type="page"/>
+      </w:r>
+    </w:p>
+    <w:p>
+      <w:pPr>
+        <w:rPr>
+          <w:rFonts w:ascii="TH Sarabun New" w:hAnsi="TH Sarabun New" w:cs="TH Sarabun New"/>
+          <w:sz w:val="32"/>
+          <w:szCs w:val="32"/>
+          <w:lang w:val="en-US"/>
+        </w:rPr>
+      </w:pPr>
+      <w:r>
+        <w:rPr>
+          <w:rFonts w:ascii="TH Sarabun New" w:hAnsi="TH Sarabun New" w:cs="TH Sarabun New" w:hint="cs"/>
+          <w:sz w:val="32"/>
+          <w:szCs w:val="32"/>
+          <w:cs/>
+          <w:lang w:val="en-US"/>
+        </w:rPr>
+        <w:lastRenderedPageBreak/>
+        <w:t xml:space="preserve">วันที่ </w:t>
+      </w:r>
+      <w:r>
+        <w:rPr>
+          <w:rFonts w:ascii="TH Sarabun New" w:hAnsi="TH Sarabun New" w:cs="TH Sarabun New"/>
+          <w:sz w:val="32"/>
+          <w:szCs w:val="32"/>
+          <w:lang w:val="en-US"/>
+        </w:rPr>
+        <w:t xml:space="preserve">14 </w:t>
+      </w:r>
+      <w:r>
+        <w:rPr>
+          <w:rFonts w:ascii="TH Sarabun New" w:hAnsi="TH Sarabun New" w:cs="TH Sarabun New" w:hint="cs"/>
+          <w:sz w:val="32"/>
+          <w:szCs w:val="32"/>
+          <w:cs/>
+          <w:lang w:val="en-US"/>
+        </w:rPr>
+        <w:t xml:space="preserve">กันยายน </w:t>
+      </w:r>
+      <w:r>
+        <w:rPr>
+          <w:rFonts w:ascii="TH Sarabun New" w:hAnsi="TH Sarabun New" w:cs="TH Sarabun New"/>
+          <w:sz w:val="32"/>
+          <w:szCs w:val="32"/>
+          <w:lang w:val="en-US"/>
+        </w:rPr>
+        <w:t xml:space="preserve">2563 </w:t>
+      </w:r>
+    </w:p>
+    <w:p>
+      <w:pPr>
+        <w:rPr>
+          <w:rFonts w:ascii="TH Sarabun New" w:hAnsi="TH Sarabun New" w:cs="TH Sarabun New"/>
+          <w:sz w:val="32"/>
+          <w:szCs w:val="32"/>
+          <w:lang w:val="en-US"/>
+        </w:rPr>
+      </w:pPr>
+      <w:r>
+        <w:rPr>
+          <w:rFonts w:ascii="TH Sarabun New" w:hAnsi="TH Sarabun New" w:cs="TH Sarabun New" w:hint="cs"/>
+          <w:sz w:val="32"/>
+          <w:szCs w:val="32"/>
+          <w:cs/>
+          <w:lang w:val="en-US"/>
+        </w:rPr>
+        <w:t xml:space="preserve">นำเสนอระบบควบคุมการปลูกพืชแบบอัตโนมัติ ณ เวที </w:t>
+      </w:r>
+      <w:r>
+        <w:rPr>
+          <w:rFonts w:ascii="TH Sarabun New" w:hAnsi="TH Sarabun New" w:cs="TH Sarabun New"/>
+          <w:sz w:val="32"/>
+          <w:szCs w:val="32"/>
+          <w:lang w:val="en-US"/>
+        </w:rPr>
+        <w:t>Start Up Thailand</w:t>
+      </w:r>
+      <w:r>
+        <w:rPr>
+          <w:rFonts w:ascii="TH Sarabun New" w:hAnsi="TH Sarabun New" w:cs="TH Sarabun New" w:hint="cs"/>
+          <w:sz w:val="32"/>
+          <w:szCs w:val="32"/>
+          <w:cs/>
+          <w:lang w:val="en-US"/>
+        </w:rPr>
+        <w:t xml:space="preserve"> </w:t>
+      </w:r>
+      <w:r>
+        <w:rPr>
+          <w:rFonts w:ascii="TH Sarabun New" w:hAnsi="TH Sarabun New" w:cs="TH Sarabun New"/>
+          <w:sz w:val="32"/>
+          <w:szCs w:val="32"/>
+          <w:lang w:val="en-US"/>
+        </w:rPr>
+        <w:t>L</w:t>
+      </w:r>
+      <w:r>
+        <w:rPr>
+          <w:rFonts w:ascii="TH Sarabun New" w:hAnsi="TH Sarabun New" w:cs="TH Sarabun New"/>
+          <w:sz w:val="32"/>
+          <w:szCs w:val="32"/>
+          <w:lang w:val="en-US"/>
+        </w:rPr>
+        <w:t xml:space="preserve">eague </w:t>
+      </w:r>
+      <w:r>
+        <w:rPr>
+          <w:rFonts w:ascii="TH Sarabun New" w:hAnsi="TH Sarabun New" w:cs="TH Sarabun New"/>
+          <w:sz w:val="32"/>
+          <w:szCs w:val="32"/>
+          <w:cs/>
+          <w:lang w:val="en-US"/>
+        </w:rPr>
+        <w:t>2020</w:t>
+      </w:r>
+    </w:p>
+    <w:p>
+      <w:pPr>
+        <w:rPr>
+          <w:rFonts w:ascii="TH Sarabun New" w:hAnsi="TH Sarabun New" w:cs="TH Sarabun New"/>
+          <w:sz w:val="32"/>
+          <w:szCs w:val="32"/>
+          <w:lang w:val="en-US"/>
+        </w:rPr>
+      </w:pPr>
+      <w:r>
+        <w:rPr>
+          <w:rFonts w:ascii="TH Sarabun New" w:hAnsi="TH Sarabun New" w:cs="TH Sarabun New" w:hint="cs"/>
+          <w:noProof/>
+          <w:sz w:val="32"/>
+          <w:szCs w:val="32"/>
+          <w:lang w:val="en-US"/>
+        </w:rPr>
+        <w:drawing>
+          <wp:anchor distT="0" distB="0" distL="114300" distR="114300" simplePos="0" relativeHeight="251694080" behindDoc="0" locked="0" layoutInCell="1" allowOverlap="1" wp14:anchorId="37DCCD93" wp14:editId="158331FE">
+            <wp:simplePos x="0" y="0"/>
+            <wp:positionH relativeFrom="column">
+              <wp:posOffset>2964042</wp:posOffset>
+            </wp:positionH>
+            <wp:positionV relativeFrom="paragraph">
+              <wp:posOffset>3192117</wp:posOffset>
+            </wp:positionV>
+            <wp:extent cx="2879807" cy="2160000"/>
+            <wp:effectExtent l="0" t="0" r="3175" b="0"/>
+            <wp:wrapNone/>
+            <wp:docPr id="43" name="Picture 43"/>
+            <wp:cNvGraphicFramePr>
+              <a:graphicFrameLocks xmlns:a="http://schemas.openxmlformats.org/drawingml/2006/main" noChangeAspect="1"/>
+            </wp:cNvGraphicFramePr>
+            <a:graphic xmlns:a="http://schemas.openxmlformats.org/drawingml/2006/main">
+              <a:graphicData uri="http://schemas.openxmlformats.org/drawingml/2006/picture">
+                <pic:pic xmlns:pic="http://schemas.openxmlformats.org/drawingml/2006/picture">
+                  <pic:nvPicPr>
+                    <pic:cNvPr id="43" name="Picture 43"/>
+                    <pic:cNvPicPr/>
+                  </pic:nvPicPr>
+                  <pic:blipFill>
+                    <a:blip r:embed="rId22" cstate="print">
+                      <a:extLst>
+                        <a:ext uri="{28A0092B-C50C-407E-A947-70E740481C1C}">
+                          <a14:useLocalDpi xmlns:a14="http://schemas.microsoft.com/office/drawing/2010/main" val="0"/>
+                        </a:ext>
+                      </a:extLst>
+                    </a:blip>
+                    <a:stretch>
+                      <a:fillRect/>
+                    </a:stretch>
+                  </pic:blipFill>
+                  <pic:spPr>
+                    <a:xfrm>
+                      <a:off x="0" y="0"/>
+                      <a:ext cx="2879807" cy="2160000"/>
+                    </a:xfrm>
+                    <a:prstGeom prst="rect">
+                      <a:avLst/>
+                    </a:prstGeom>
+                  </pic:spPr>
+                </pic:pic>
+              </a:graphicData>
+            </a:graphic>
+            <wp14:sizeRelH relativeFrom="page">
+              <wp14:pctWidth>0</wp14:pctWidth>
+            </wp14:sizeRelH>
+            <wp14:sizeRelV relativeFrom="page">
+              <wp14:pctHeight>0</wp14:pctHeight>
+            </wp14:sizeRelV>
+          </wp:anchor>
+        </w:drawing>
+      </w:r>
+      <w:r>
+        <w:rPr>
+          <w:rFonts w:ascii="TH Sarabun New" w:hAnsi="TH Sarabun New" w:cs="TH Sarabun New" w:hint="cs"/>
+          <w:noProof/>
+          <w:sz w:val="32"/>
+          <w:szCs w:val="32"/>
+          <w:lang w:val="en-US"/>
+        </w:rPr>
+        <w:drawing>
+          <wp:anchor distT="0" distB="0" distL="114300" distR="114300" simplePos="0" relativeHeight="251693056" behindDoc="0" locked="0" layoutInCell="1" allowOverlap="1" wp14:anchorId="24AA9C4E" wp14:editId="6B9678C2">
+            <wp:simplePos x="0" y="0"/>
+            <wp:positionH relativeFrom="column">
+              <wp:posOffset>-97854</wp:posOffset>
+            </wp:positionH>
+            <wp:positionV relativeFrom="paragraph">
+              <wp:posOffset>3193194</wp:posOffset>
+            </wp:positionV>
+            <wp:extent cx="2879807" cy="2160000"/>
+            <wp:effectExtent l="0" t="0" r="3175" b="0"/>
+            <wp:wrapNone/>
+            <wp:docPr id="42" name="Picture 42" descr="A picture containing floor&#10;&#10;Description automatically generated"/>
+            <wp:cNvGraphicFramePr>
+              <a:graphicFrameLocks xmlns:a="http://schemas.openxmlformats.org/drawingml/2006/main" noChangeAspect="1"/>
+            </wp:cNvGraphicFramePr>
+            <a:graphic xmlns:a="http://schemas.openxmlformats.org/drawingml/2006/main">
+              <a:graphicData uri="http://schemas.openxmlformats.org/drawingml/2006/picture">
+                <pic:pic xmlns:pic="http://schemas.openxmlformats.org/drawingml/2006/picture">
+                  <pic:nvPicPr>
+                    <pic:cNvPr id="42" name="Picture 42" descr="A picture containing floor&#10;&#10;Description automatically generated"/>
+                    <pic:cNvPicPr/>
+                  </pic:nvPicPr>
+                  <pic:blipFill>
+                    <a:blip r:embed="rId23" cstate="print">
+                      <a:extLst>
+                        <a:ext uri="{28A0092B-C50C-407E-A947-70E740481C1C}">
+                          <a14:useLocalDpi xmlns:a14="http://schemas.microsoft.com/office/drawing/2010/main" val="0"/>
+                        </a:ext>
+                      </a:extLst>
+                    </a:blip>
+                    <a:stretch>
+                      <a:fillRect/>
+                    </a:stretch>
+                  </pic:blipFill>
+                  <pic:spPr>
+                    <a:xfrm>
+                      <a:off x="0" y="0"/>
+                      <a:ext cx="2879807" cy="2160000"/>
+                    </a:xfrm>
+                    <a:prstGeom prst="rect">
+                      <a:avLst/>
+                    </a:prstGeom>
+                  </pic:spPr>
+                </pic:pic>
+              </a:graphicData>
+            </a:graphic>
+            <wp14:sizeRelH relativeFrom="page">
+              <wp14:pctWidth>0</wp14:pctWidth>
+            </wp14:sizeRelH>
+            <wp14:sizeRelV relativeFrom="page">
+              <wp14:pctHeight>0</wp14:pctHeight>
+            </wp14:sizeRelV>
+          </wp:anchor>
+        </w:drawing>
+      </w:r>
+      <w:r>
+        <w:rPr>
+          <w:rFonts w:ascii="TH Sarabun New" w:hAnsi="TH Sarabun New" w:cs="TH Sarabun New" w:hint="cs"/>
+          <w:noProof/>
+          <w:sz w:val="32"/>
+          <w:szCs w:val="32"/>
+          <w:lang w:val="en-US"/>
+        </w:rPr>
+        <w:drawing>
+          <wp:anchor distT="0" distB="0" distL="114300" distR="114300" simplePos="0" relativeHeight="251692032" behindDoc="0" locked="0" layoutInCell="1" allowOverlap="1" wp14:anchorId="31F684E3" wp14:editId="7BF972DD">
+            <wp:simplePos x="0" y="0"/>
+            <wp:positionH relativeFrom="column">
+              <wp:posOffset>2958382</wp:posOffset>
+            </wp:positionH>
+            <wp:positionV relativeFrom="paragraph">
+              <wp:posOffset>844716</wp:posOffset>
+            </wp:positionV>
+            <wp:extent cx="2879807" cy="2160000"/>
+            <wp:effectExtent l="0" t="0" r="3175" b="0"/>
+            <wp:wrapNone/>
+            <wp:docPr id="41" name="Picture 41" descr="A picture containing text, person, indoor, computer&#10;&#10;Description automatically generated"/>
+            <wp:cNvGraphicFramePr>
+              <a:graphicFrameLocks xmlns:a="http://schemas.openxmlformats.org/drawingml/2006/main" noChangeAspect="1"/>
+            </wp:cNvGraphicFramePr>
+            <a:graphic xmlns:a="http://schemas.openxmlformats.org/drawingml/2006/main">
+              <a:graphicData uri="http://schemas.openxmlformats.org/drawingml/2006/picture">
+                <pic:pic xmlns:pic="http://schemas.openxmlformats.org/drawingml/2006/picture">
+                  <pic:nvPicPr>
+                    <pic:cNvPr id="41" name="Picture 41" descr="A picture containing text, person, indoor, computer&#10;&#10;Description automatically generated"/>
+                    <pic:cNvPicPr/>
+                  </pic:nvPicPr>
+                  <pic:blipFill>
+                    <a:blip r:embed="rId24" cstate="print">
+                      <a:extLst>
+                        <a:ext uri="{28A0092B-C50C-407E-A947-70E740481C1C}">
+                          <a14:useLocalDpi xmlns:a14="http://schemas.microsoft.com/office/drawing/2010/main" val="0"/>
+                        </a:ext>
+                      </a:extLst>
+                    </a:blip>
+                    <a:stretch>
+                      <a:fillRect/>
+                    </a:stretch>
+                  </pic:blipFill>
+                  <pic:spPr>
+                    <a:xfrm>
+                      <a:off x="0" y="0"/>
+                      <a:ext cx="2879807" cy="2160000"/>
+                    </a:xfrm>
+                    <a:prstGeom prst="rect">
+                      <a:avLst/>
+                    </a:prstGeom>
+                  </pic:spPr>
+                </pic:pic>
+              </a:graphicData>
+            </a:graphic>
+            <wp14:sizeRelH relativeFrom="page">
+              <wp14:pctWidth>0</wp14:pctWidth>
+            </wp14:sizeRelH>
+            <wp14:sizeRelV relativeFrom="page">
+              <wp14:pctHeight>0</wp14:pctHeight>
+            </wp14:sizeRelV>
+          </wp:anchor>
+        </w:drawing>
+      </w:r>
+      <w:r>
+        <w:rPr>
+          <w:rFonts w:ascii="TH Sarabun New" w:hAnsi="TH Sarabun New" w:cs="TH Sarabun New" w:hint="cs"/>
+          <w:noProof/>
+          <w:sz w:val="32"/>
+          <w:szCs w:val="32"/>
+          <w:lang w:val="en-US"/>
+        </w:rPr>
+        <w:drawing>
+          <wp:anchor distT="0" distB="0" distL="114300" distR="114300" simplePos="0" relativeHeight="251695104" behindDoc="0" locked="0" layoutInCell="1" allowOverlap="1" wp14:anchorId="78030100" wp14:editId="73B682B6">
+            <wp:simplePos x="0" y="0"/>
+            <wp:positionH relativeFrom="column">
+              <wp:posOffset>-103035</wp:posOffset>
+            </wp:positionH>
+            <wp:positionV relativeFrom="paragraph">
+              <wp:posOffset>847698</wp:posOffset>
+            </wp:positionV>
+            <wp:extent cx="2879807" cy="2160000"/>
+            <wp:effectExtent l="0" t="0" r="3175" b="0"/>
+            <wp:wrapNone/>
+            <wp:docPr id="39" name="Picture 39" descr="A group of people in a room&#10;&#10;Description automatically generated with medium confidence"/>
+            <wp:cNvGraphicFramePr>
+              <a:graphicFrameLocks xmlns:a="http://schemas.openxmlformats.org/drawingml/2006/main" noChangeAspect="1"/>
+            </wp:cNvGraphicFramePr>
+            <a:graphic xmlns:a="http://schemas.openxmlformats.org/drawingml/2006/main">
+              <a:graphicData uri="http://schemas.openxmlformats.org/drawingml/2006/picture">
+                <pic:pic xmlns:pic="http://schemas.openxmlformats.org/drawingml/2006/picture">
+                  <pic:nvPicPr>
+                    <pic:cNvPr id="39" name="Picture 39" descr="A group of people in a room&#10;&#10;Description automatically generated with medium confidence"/>
+                    <pic:cNvPicPr/>
+                  </pic:nvPicPr>
+                  <pic:blipFill>
+                    <a:blip r:embed="rId25" cstate="print">
+                      <a:extLst>
+                        <a:ext uri="{28A0092B-C50C-407E-A947-70E740481C1C}">
+                          <a14:useLocalDpi xmlns:a14="http://schemas.microsoft.com/office/drawing/2010/main" val="0"/>
+                        </a:ext>
+                      </a:extLst>
+                    </a:blip>
+                    <a:stretch>
+                      <a:fillRect/>
+                    </a:stretch>
+                  </pic:blipFill>
+                  <pic:spPr>
+                    <a:xfrm>
+                      <a:off x="0" y="0"/>
+                      <a:ext cx="2879807" cy="2160000"/>
+                    </a:xfrm>
+                    <a:prstGeom prst="rect">
+                      <a:avLst/>
+                    </a:prstGeom>
+                  </pic:spPr>
+                </pic:pic>
+              </a:graphicData>
+            </a:graphic>
+            <wp14:sizeRelH relativeFrom="page">
+              <wp14:pctWidth>0</wp14:pctWidth>
+            </wp14:sizeRelH>
+            <wp14:sizeRelV relativeFrom="page">
+              <wp14:pctHeight>0</wp14:pctHeight>
+            </wp14:sizeRelV>
+          </wp:anchor>
+        </w:drawing>
+      </w:r>
+      <w:r>
+        <w:rPr>
+          <w:rFonts w:ascii="TH Sarabun New" w:hAnsi="TH Sarabun New" w:cs="TH Sarabun New"/>
+          <w:sz w:val="32"/>
+          <w:szCs w:val="32"/>
+          <w:lang w:val="en-US"/>
+        </w:rPr>
+        <w:br w:type="page"/>
+      </w:r>
+    </w:p>
+    <w:p>
+      <w:pPr>
+        <w:rPr>
+          <w:rFonts w:ascii="TH Sarabun New" w:hAnsi="TH Sarabun New" w:cs="TH Sarabun New"/>
+          <w:sz w:val="32"/>
+          <w:szCs w:val="32"/>
+          <w:lang w:val="en-US"/>
+        </w:rPr>
+      </w:pPr>
+      <w:r>
+        <w:rPr>
+          <w:rFonts w:ascii="TH Sarabun New" w:hAnsi="TH Sarabun New" w:cs="TH Sarabun New"/>
+          <w:noProof/>
+          <w:sz w:val="32"/>
+          <w:szCs w:val="32"/>
+          <w:lang w:val="en-US"/>
+        </w:rPr>
+        <w:lastRenderedPageBreak/>
+        <w:drawing>
+          <wp:anchor distT="0" distB="0" distL="114300" distR="114300" simplePos="0" relativeHeight="251676672" behindDoc="0" locked="0" layoutInCell="1" allowOverlap="1" wp14:anchorId="34F56165" wp14:editId="2313342A">
+            <wp:simplePos x="0" y="0"/>
+            <wp:positionH relativeFrom="column">
+              <wp:posOffset>2928882</wp:posOffset>
+            </wp:positionH>
+            <wp:positionV relativeFrom="paragraph">
+              <wp:posOffset>2882750</wp:posOffset>
+            </wp:positionV>
+            <wp:extent cx="2702397" cy="1800000"/>
+            <wp:effectExtent l="0" t="0" r="3175" b="3810"/>
+            <wp:wrapNone/>
+            <wp:docPr id="1" name="Picture 1"/>
+            <wp:cNvGraphicFramePr>
+              <a:graphicFrameLocks xmlns:a="http://schemas.openxmlformats.org/drawingml/2006/main" noChangeAspect="1"/>
+            </wp:cNvGraphicFramePr>
+            <a:graphic xmlns:a="http://schemas.openxmlformats.org/drawingml/2006/main">
+              <a:graphicData uri="http://schemas.openxmlformats.org/drawingml/2006/picture">
+                <pic:pic xmlns:pic="http://schemas.openxmlformats.org/drawingml/2006/picture">
+                  <pic:nvPicPr>
+                    <pic:cNvPr id="1" name="Picture 1"/>
+                    <pic:cNvPicPr/>
+                  </pic:nvPicPr>
+                  <pic:blipFill>
+                    <a:blip r:embed="rId26" cstate="print">
+                      <a:extLst>
+                        <a:ext uri="{28A0092B-C50C-407E-A947-70E740481C1C}">
+                          <a14:useLocalDpi xmlns:a14="http://schemas.microsoft.com/office/drawing/2010/main" val="0"/>
+                        </a:ext>
+                      </a:extLst>
+                    </a:blip>
+                    <a:stretch>
+                      <a:fillRect/>
+                    </a:stretch>
+                  </pic:blipFill>
+                  <pic:spPr>
+                    <a:xfrm>
+                      <a:off x="0" y="0"/>
+                      <a:ext cx="2702397" cy="1800000"/>
+                    </a:xfrm>
+                    <a:prstGeom prst="rect">
+                      <a:avLst/>
+                    </a:prstGeom>
+                  </pic:spPr>
+                </pic:pic>
+              </a:graphicData>
+            </a:graphic>
+            <wp14:sizeRelH relativeFrom="page">
+              <wp14:pctWidth>0</wp14:pctWidth>
+            </wp14:sizeRelH>
+            <wp14:sizeRelV relativeFrom="page">
+              <wp14:pctHeight>0</wp14:pctHeight>
+            </wp14:sizeRelV>
+          </wp:anchor>
+        </w:drawing>
+      </w:r>
+      <w:r>
+        <w:rPr>
+          <w:rFonts w:ascii="TH Sarabun New" w:hAnsi="TH Sarabun New" w:cs="TH Sarabun New"/>
+          <w:noProof/>
+          <w:sz w:val="32"/>
+          <w:szCs w:val="32"/>
+          <w:lang w:val="en-US"/>
+        </w:rPr>
+        <w:drawing>
+          <wp:anchor distT="0" distB="0" distL="114300" distR="114300" simplePos="0" relativeHeight="251678720" behindDoc="0" locked="0" layoutInCell="1" allowOverlap="1" wp14:anchorId="440EC4F5" wp14:editId="0491E10A">
+            <wp:simplePos x="0" y="0"/>
+            <wp:positionH relativeFrom="column">
+              <wp:posOffset>-23276</wp:posOffset>
+            </wp:positionH>
+            <wp:positionV relativeFrom="paragraph">
+              <wp:posOffset>2885178</wp:posOffset>
+            </wp:positionV>
+            <wp:extent cx="2702397" cy="1800000"/>
+            <wp:effectExtent l="0" t="0" r="3175" b="3810"/>
+            <wp:wrapNone/>
+            <wp:docPr id="20" name="Picture 20" descr="A picture containing outdoor&#10;&#10;Description automatically generated"/>
+            <wp:cNvGraphicFramePr>
+              <a:graphicFrameLocks xmlns:a="http://schemas.openxmlformats.org/drawingml/2006/main" noChangeAspect="1"/>
+            </wp:cNvGraphicFramePr>
+            <a:graphic xmlns:a="http://schemas.openxmlformats.org/drawingml/2006/main">
+              <a:graphicData uri="http://schemas.openxmlformats.org/drawingml/2006/picture">
+                <pic:pic xmlns:pic="http://schemas.openxmlformats.org/drawingml/2006/picture">
+                  <pic:nvPicPr>
+                    <pic:cNvPr id="20" name="Picture 20" descr="A picture containing outdoor&#10;&#10;Description automatically generated"/>
+                    <pic:cNvPicPr/>
+                  </pic:nvPicPr>
+                  <pic:blipFill>
+                    <a:blip r:embed="rId27" cstate="print">
+                      <a:extLst>
+                        <a:ext uri="{28A0092B-C50C-407E-A947-70E740481C1C}">
+                          <a14:useLocalDpi xmlns:a14="http://schemas.microsoft.com/office/drawing/2010/main" val="0"/>
+                        </a:ext>
+                      </a:extLst>
+                    </a:blip>
+                    <a:stretch>
+                      <a:fillRect/>
+                    </a:stretch>
+                  </pic:blipFill>
+                  <pic:spPr>
+                    <a:xfrm>
+                      <a:off x="0" y="0"/>
+                      <a:ext cx="2702397" cy="1800000"/>
+                    </a:xfrm>
+                    <a:prstGeom prst="rect">
+                      <a:avLst/>
+                    </a:prstGeom>
+                  </pic:spPr>
+                </pic:pic>
+              </a:graphicData>
+            </a:graphic>
+            <wp14:sizeRelH relativeFrom="page">
+              <wp14:pctWidth>0</wp14:pctWidth>
+            </wp14:sizeRelH>
+            <wp14:sizeRelV relativeFrom="page">
+              <wp14:pctHeight>0</wp14:pctHeight>
+            </wp14:sizeRelV>
+          </wp:anchor>
+        </w:drawing>
+      </w:r>
+      <w:r>
+        <w:rPr>
+          <w:rFonts w:ascii="TH Sarabun New" w:hAnsi="TH Sarabun New" w:cs="TH Sarabun New"/>
+          <w:noProof/>
+          <w:sz w:val="32"/>
+          <w:szCs w:val="32"/>
+          <w:lang w:val="en-US"/>
+        </w:rPr>
+        <w:drawing>
+          <wp:anchor distT="0" distB="0" distL="114300" distR="114300" simplePos="0" relativeHeight="251680768" behindDoc="0" locked="0" layoutInCell="1" allowOverlap="1" wp14:anchorId="4DC792CE" wp14:editId="163B12F6">
+            <wp:simplePos x="0" y="0"/>
+            <wp:positionH relativeFrom="column">
+              <wp:posOffset>-27642</wp:posOffset>
+            </wp:positionH>
+            <wp:positionV relativeFrom="paragraph">
+              <wp:posOffset>885825</wp:posOffset>
+            </wp:positionV>
+            <wp:extent cx="2702398" cy="1800000"/>
+            <wp:effectExtent l="0" t="0" r="3175" b="3810"/>
+            <wp:wrapNone/>
+            <wp:docPr id="22" name="Picture 22" descr="A picture containing grass, building, sky, outdoor&#10;&#10;Description automatically generated"/>
+            <wp:cNvGraphicFramePr>
+              <a:graphicFrameLocks xmlns:a="http://schemas.openxmlformats.org/drawingml/2006/main" noChangeAspect="1"/>
+            </wp:cNvGraphicFramePr>
+            <a:graphic xmlns:a="http://schemas.openxmlformats.org/drawingml/2006/main">
+              <a:graphicData uri="http://schemas.openxmlformats.org/drawingml/2006/picture">
+                <pic:pic xmlns:pic="http://schemas.openxmlformats.org/drawingml/2006/picture">
+                  <pic:nvPicPr>
+                    <pic:cNvPr id="22" name="Picture 22" descr="A picture containing grass, building, sky, outdoor&#10;&#10;Description automatically generated"/>
+                    <pic:cNvPicPr/>
+                  </pic:nvPicPr>
+                  <pic:blipFill>
+                    <a:blip r:embed="rId28" cstate="print">
+                      <a:extLst>
+                        <a:ext uri="{28A0092B-C50C-407E-A947-70E740481C1C}">
+                          <a14:useLocalDpi xmlns:a14="http://schemas.microsoft.com/office/drawing/2010/main" val="0"/>
+                        </a:ext>
+                      </a:extLst>
+                    </a:blip>
+                    <a:stretch>
+                      <a:fillRect/>
+                    </a:stretch>
+                  </pic:blipFill>
+                  <pic:spPr>
+                    <a:xfrm>
+                      <a:off x="0" y="0"/>
+                      <a:ext cx="2702398" cy="1800000"/>
+                    </a:xfrm>
+                    <a:prstGeom prst="rect">
+                      <a:avLst/>
+                    </a:prstGeom>
+                  </pic:spPr>
+                </pic:pic>
+              </a:graphicData>
+            </a:graphic>
+            <wp14:sizeRelH relativeFrom="page">
+              <wp14:pctWidth>0</wp14:pctWidth>
+            </wp14:sizeRelH>
+            <wp14:sizeRelV relativeFrom="page">
+              <wp14:pctHeight>0</wp14:pctHeight>
+            </wp14:sizeRelV>
+          </wp:anchor>
+        </w:drawing>
+      </w:r>
+      <w:r>
+        <w:rPr>
+          <w:rFonts w:ascii="TH Sarabun New" w:hAnsi="TH Sarabun New" w:cs="TH Sarabun New"/>
+          <w:noProof/>
+          <w:sz w:val="32"/>
+          <w:szCs w:val="32"/>
+          <w:lang w:val="en-US"/>
+        </w:rPr>
+        <w:drawing>
+          <wp:anchor distT="0" distB="0" distL="114300" distR="114300" simplePos="0" relativeHeight="251679744" behindDoc="0" locked="0" layoutInCell="1" allowOverlap="1" wp14:anchorId="68F62CF2" wp14:editId="0B0783BA">
+            <wp:simplePos x="0" y="0"/>
+            <wp:positionH relativeFrom="column">
+              <wp:posOffset>2931010</wp:posOffset>
+            </wp:positionH>
+            <wp:positionV relativeFrom="paragraph">
+              <wp:posOffset>886834</wp:posOffset>
+            </wp:positionV>
+            <wp:extent cx="2702398" cy="1800000"/>
+            <wp:effectExtent l="0" t="0" r="3175" b="3810"/>
+            <wp:wrapNone/>
+            <wp:docPr id="21" name="Picture 21"/>
+            <wp:cNvGraphicFramePr>
+              <a:graphicFrameLocks xmlns:a="http://schemas.openxmlformats.org/drawingml/2006/main" noChangeAspect="1"/>
+            </wp:cNvGraphicFramePr>
+            <a:graphic xmlns:a="http://schemas.openxmlformats.org/drawingml/2006/main">
+              <a:graphicData uri="http://schemas.openxmlformats.org/drawingml/2006/picture">
+                <pic:pic xmlns:pic="http://schemas.openxmlformats.org/drawingml/2006/picture">
+                  <pic:nvPicPr>
+                    <pic:cNvPr id="21" name="Picture 21"/>
+                    <pic:cNvPicPr/>
+                  </pic:nvPicPr>
+                  <pic:blipFill>
+                    <a:blip r:embed="rId29" cstate="print">
+                      <a:extLst>
+                        <a:ext uri="{28A0092B-C50C-407E-A947-70E740481C1C}">
+                          <a14:useLocalDpi xmlns:a14="http://schemas.microsoft.com/office/drawing/2010/main" val="0"/>
+                        </a:ext>
+                      </a:extLst>
+                    </a:blip>
+                    <a:stretch>
+                      <a:fillRect/>
+                    </a:stretch>
+                  </pic:blipFill>
+                  <pic:spPr>
+                    <a:xfrm>
+                      <a:off x="0" y="0"/>
+                      <a:ext cx="2702398" cy="1800000"/>
+                    </a:xfrm>
+                    <a:prstGeom prst="rect">
+                      <a:avLst/>
+                    </a:prstGeom>
+                  </pic:spPr>
+                </pic:pic>
+              </a:graphicData>
+            </a:graphic>
+            <wp14:sizeRelH relativeFrom="page">
+              <wp14:pctWidth>0</wp14:pctWidth>
+            </wp14:sizeRelH>
+            <wp14:sizeRelV relativeFrom="page">
+              <wp14:pctHeight>0</wp14:pctHeight>
+            </wp14:sizeRelV>
+          </wp:anchor>
+        </w:drawing>
+      </w:r>
+      <w:r>
+        <w:rPr>
+          <w:rFonts w:ascii="TH Sarabun New" w:hAnsi="TH Sarabun New" w:cs="TH Sarabun New" w:hint="cs"/>
+          <w:sz w:val="32"/>
+          <w:szCs w:val="32"/>
+          <w:cs/>
+          <w:lang w:val="en-US"/>
+        </w:rPr>
+        <w:t>ทดลองระบบปลูกเมล่อนที่เชียงใหม่</w:t>
+      </w:r>
+    </w:p>
+    <w:p>
+      <w:pPr>
+        <w:rPr>
+          <w:rFonts w:ascii="TH Sarabun New" w:hAnsi="TH Sarabun New" w:cs="TH Sarabun New"/>
+          <w:sz w:val="32"/>
+          <w:szCs w:val="32"/>
+          <w:lang w:val="en-US"/>
+        </w:rPr>
+      </w:pPr>
+    </w:p>
+    <w:p>
+      <w:pPr>
+        <w:rPr>
+          <w:rFonts w:ascii="TH Sarabun New" w:hAnsi="TH Sarabun New" w:cs="TH Sarabun New"/>
+          <w:sz w:val="32"/>
+          <w:szCs w:val="32"/>
+          <w:lang w:val="en-US"/>
+        </w:rPr>
+      </w:pPr>
+    </w:p>
+    <w:p>
+      <w:pPr>
+        <w:rPr>
+          <w:rFonts w:ascii="TH Sarabun New" w:hAnsi="TH Sarabun New" w:cs="TH Sarabun New"/>
+          <w:sz w:val="32"/>
+          <w:szCs w:val="32"/>
+          <w:lang w:val="en-US"/>
+        </w:rPr>
+      </w:pPr>
+    </w:p>
+    <w:p>
+      <w:pPr>
+        <w:rPr>
+          <w:rFonts w:ascii="TH Sarabun New" w:hAnsi="TH Sarabun New" w:cs="TH Sarabun New"/>
+          <w:sz w:val="32"/>
+          <w:szCs w:val="32"/>
+          <w:lang w:val="en-US"/>
+        </w:rPr>
+      </w:pPr>
+    </w:p>
+    <w:p>
+      <w:pPr>
+        <w:rPr>
+          <w:rFonts w:ascii="TH Sarabun New" w:hAnsi="TH Sarabun New" w:cs="TH Sarabun New"/>
+          <w:sz w:val="32"/>
+          <w:szCs w:val="32"/>
+          <w:lang w:val="en-US"/>
+        </w:rPr>
+      </w:pPr>
+    </w:p>
+    <w:p>
+      <w:pPr>
+        <w:rPr>
+          <w:rFonts w:ascii="TH Sarabun New" w:hAnsi="TH Sarabun New" w:cs="TH Sarabun New"/>
+          <w:sz w:val="32"/>
+          <w:szCs w:val="32"/>
+          <w:lang w:val="en-US"/>
+        </w:rPr>
+      </w:pPr>
+    </w:p>
+    <w:p>
+      <w:pPr>
+        <w:rPr>
+          <w:rFonts w:ascii="TH Sarabun New" w:hAnsi="TH Sarabun New" w:cs="TH Sarabun New"/>
+          <w:sz w:val="32"/>
+          <w:szCs w:val="32"/>
+          <w:lang w:val="en-US"/>
+        </w:rPr>
+      </w:pPr>
+    </w:p>
+    <w:p>
+      <w:pPr>
+        <w:rPr>
+          <w:rFonts w:ascii="TH Sarabun New" w:hAnsi="TH Sarabun New" w:cs="TH Sarabun New"/>
+          <w:sz w:val="32"/>
+          <w:szCs w:val="32"/>
+          <w:lang w:val="en-US"/>
+        </w:rPr>
+      </w:pPr>
+    </w:p>
+    <w:p>
+      <w:pPr>
+        <w:rPr>
+          <w:rFonts w:ascii="TH Sarabun New" w:hAnsi="TH Sarabun New" w:cs="TH Sarabun New"/>
+          <w:sz w:val="32"/>
+          <w:szCs w:val="32"/>
+          <w:lang w:val="en-US"/>
+        </w:rPr>
+      </w:pPr>
+    </w:p>
+    <w:p>
+      <w:pPr>
+        <w:rPr>
+          <w:rFonts w:ascii="TH Sarabun New" w:hAnsi="TH Sarabun New" w:cs="TH Sarabun New"/>
+          <w:sz w:val="32"/>
+          <w:szCs w:val="32"/>
+          <w:lang w:val="en-US"/>
+        </w:rPr>
+      </w:pPr>
+    </w:p>
+    <w:p>
+      <w:pPr>
+        <w:rPr>
+          <w:rFonts w:ascii="TH Sarabun New" w:hAnsi="TH Sarabun New" w:cs="TH Sarabun New"/>
+          <w:sz w:val="32"/>
+          <w:szCs w:val="32"/>
+          <w:lang w:val="en-US"/>
+        </w:rPr>
+      </w:pPr>
+    </w:p>
+    <w:p>
+      <w:pPr>
+        <w:rPr>
+          <w:rFonts w:ascii="TH Sarabun New" w:hAnsi="TH Sarabun New" w:cs="TH Sarabun New"/>
+          <w:sz w:val="32"/>
+          <w:szCs w:val="32"/>
+          <w:lang w:val="en-US"/>
+        </w:rPr>
+      </w:pPr>
+    </w:p>
+    <w:p>
+      <w:pPr>
+        <w:rPr>
+          <w:rFonts w:ascii="TH Sarabun New" w:hAnsi="TH Sarabun New" w:cs="TH Sarabun New"/>
+          <w:sz w:val="32"/>
+          <w:szCs w:val="32"/>
+          <w:lang w:val="en-US"/>
+        </w:rPr>
+      </w:pPr>
+    </w:p>
+    <w:p>
+      <w:pPr>
+        <w:rPr>
+          <w:rFonts w:ascii="TH Sarabun New" w:hAnsi="TH Sarabun New" w:cs="TH Sarabun New"/>
+          <w:sz w:val="32"/>
+          <w:szCs w:val="32"/>
+          <w:lang w:val="en-US"/>
+        </w:rPr>
+      </w:pPr>
+    </w:p>
+    <w:p>
+      <w:pPr>
+        <w:rPr>
+          <w:rFonts w:ascii="TH Sarabun New" w:hAnsi="TH Sarabun New" w:cs="TH Sarabun New"/>
+          <w:sz w:val="32"/>
+          <w:szCs w:val="32"/>
+          <w:lang w:val="en-US"/>
+        </w:rPr>
+      </w:pPr>
+    </w:p>
+    <w:p>
+      <w:pPr>
+        <w:rPr>
+          <w:rFonts w:ascii="TH Sarabun New" w:hAnsi="TH Sarabun New" w:cs="TH Sarabun New"/>
+          <w:sz w:val="32"/>
+          <w:szCs w:val="32"/>
+          <w:lang w:val="en-US"/>
+        </w:rPr>
+      </w:pPr>
+    </w:p>
+    <w:p>
+      <w:pPr>
+        <w:rPr>
+          <w:rFonts w:ascii="TH Sarabun New" w:hAnsi="TH Sarabun New" w:cs="TH Sarabun New"/>
+          <w:sz w:val="32"/>
+          <w:szCs w:val="32"/>
+          <w:lang w:val="en-US"/>
+        </w:rPr>
+      </w:pPr>
+    </w:p>
+    <w:p>
+      <w:pPr>
+        <w:rPr>
+          <w:rFonts w:ascii="TH Sarabun New" w:hAnsi="TH Sarabun New" w:cs="TH Sarabun New"/>
+          <w:sz w:val="32"/>
+          <w:szCs w:val="32"/>
+          <w:lang w:val="en-US"/>
+        </w:rPr>
+      </w:pPr>
+      <w:r>
+        <w:rPr>
+          <w:rFonts w:ascii="TH Sarabun New" w:hAnsi="TH Sarabun New" w:cs="TH Sarabun New"/>
+          <w:sz w:val="32"/>
+          <w:szCs w:val="32"/>
+          <w:lang w:val="en-US"/>
+        </w:rPr>
+        <w:br w:type="page"/>
+      </w:r>
+    </w:p>
+    <w:p>
+      <w:pPr>
+        <w:rPr>
+          <w:rFonts w:ascii="TH Sarabun New" w:hAnsi="TH Sarabun New" w:cs="TH Sarabun New"/>
+          <w:sz w:val="32"/>
+          <w:szCs w:val="32"/>
+          <w:lang w:val="en-US"/>
+        </w:rPr>
+      </w:pPr>
+      <w:r>
+        <w:rPr>
+          <w:rFonts w:ascii="TH Sarabun New" w:hAnsi="TH Sarabun New" w:cs="TH Sarabun New" w:hint="cs"/>
+          <w:sz w:val="32"/>
+          <w:szCs w:val="32"/>
+          <w:cs/>
+          <w:lang w:val="en-US"/>
+        </w:rPr>
+        <w:lastRenderedPageBreak/>
+        <w:t>ลง</w:t>
+      </w:r>
+      <w:r>
+        <w:rPr>
+          <w:rFonts w:ascii="TH Sarabun New" w:hAnsi="TH Sarabun New" w:cs="TH Sarabun New" w:hint="cs"/>
+          <w:sz w:val="32"/>
+          <w:szCs w:val="32"/>
+          <w:cs/>
+          <w:lang w:val="en-US"/>
+        </w:rPr>
+        <w:t>สำรวจ</w:t>
+      </w:r>
+      <w:r>
+        <w:rPr>
+          <w:rFonts w:ascii="TH Sarabun New" w:hAnsi="TH Sarabun New" w:cs="TH Sarabun New" w:hint="cs"/>
+          <w:sz w:val="32"/>
+          <w:szCs w:val="32"/>
+          <w:cs/>
+          <w:lang w:val="en-US"/>
+        </w:rPr>
+        <w:t>พื้นที่</w:t>
+      </w:r>
+      <w:r>
+        <w:rPr>
+          <w:rFonts w:ascii="TH Sarabun New" w:hAnsi="TH Sarabun New" w:cs="TH Sarabun New" w:hint="cs"/>
+          <w:sz w:val="32"/>
+          <w:szCs w:val="32"/>
+          <w:cs/>
+          <w:lang w:val="en-US"/>
+        </w:rPr>
+        <w:t xml:space="preserve"> และตรวจสอบโครงสร้าง</w:t>
+      </w:r>
+      <w:r>
+        <w:rPr>
+          <w:rFonts w:ascii="TH Sarabun New" w:hAnsi="TH Sarabun New" w:cs="TH Sarabun New" w:hint="cs"/>
+          <w:sz w:val="32"/>
+          <w:szCs w:val="32"/>
+          <w:cs/>
+          <w:lang w:val="en-US"/>
+        </w:rPr>
+        <w:t>ที่</w:t>
+      </w:r>
+      <w:r>
+        <w:rPr>
+          <w:rFonts w:ascii="TH Sarabun New" w:hAnsi="TH Sarabun New" w:cs="TH Sarabun New"/>
+          <w:sz w:val="32"/>
+          <w:szCs w:val="32"/>
+          <w:cs/>
+          <w:lang w:val="en-US"/>
+        </w:rPr>
+        <w:t>วิทยาลัยเกษตรและเทคโนโลยีนครราชสีมา</w:t>
+      </w:r>
+    </w:p>
+    <w:p>
+      <w:pPr>
+        <w:rPr>
+          <w:rFonts w:ascii="TH Sarabun New" w:hAnsi="TH Sarabun New" w:cs="TH Sarabun New"/>
+          <w:sz w:val="32"/>
+          <w:szCs w:val="32"/>
+          <w:cs/>
+          <w:lang w:val="en-US"/>
+        </w:rPr>
+      </w:pPr>
+    </w:p>
+    <w:p>
+      <w:pPr>
+        <w:rPr>
+          <w:rFonts w:ascii="TH Sarabun New" w:hAnsi="TH Sarabun New" w:cs="TH Sarabun New"/>
+          <w:sz w:val="32"/>
+          <w:szCs w:val="32"/>
+          <w:lang w:val="en-US"/>
+        </w:rPr>
+      </w:pPr>
+      <w:r>
+        <w:rPr>
+          <w:rFonts w:ascii="TH Sarabun New" w:hAnsi="TH Sarabun New" w:cs="TH Sarabun New" w:hint="cs"/>
+          <w:noProof/>
+          <w:sz w:val="32"/>
+          <w:szCs w:val="32"/>
+          <w:lang w:val="th-TH"/>
+        </w:rPr>
+        <w:drawing>
+          <wp:anchor distT="0" distB="0" distL="114300" distR="114300" simplePos="0" relativeHeight="251681792" behindDoc="0" locked="0" layoutInCell="1" allowOverlap="1" wp14:anchorId="7B6461BB" wp14:editId="6CA4B40C">
+            <wp:simplePos x="0" y="0"/>
+            <wp:positionH relativeFrom="column">
+              <wp:posOffset>949960</wp:posOffset>
+            </wp:positionH>
+            <wp:positionV relativeFrom="paragraph">
+              <wp:posOffset>40513</wp:posOffset>
+            </wp:positionV>
+            <wp:extent cx="3839810" cy="2160000"/>
+            <wp:effectExtent l="0" t="0" r="0" b="0"/>
+            <wp:wrapNone/>
+            <wp:docPr id="23" name="Picture 23" descr="A high angle view of a building&#10;&#10;Description automatically generated with low confidence"/>
+            <wp:cNvGraphicFramePr>
+              <a:graphicFrameLocks xmlns:a="http://schemas.openxmlformats.org/drawingml/2006/main" noChangeAspect="1"/>
+            </wp:cNvGraphicFramePr>
+            <a:graphic xmlns:a="http://schemas.openxmlformats.org/drawingml/2006/main">
+              <a:graphicData uri="http://schemas.openxmlformats.org/drawingml/2006/picture">
+                <pic:pic xmlns:pic="http://schemas.openxmlformats.org/drawingml/2006/picture">
+                  <pic:nvPicPr>
+                    <pic:cNvPr id="23" name="Picture 23" descr="A high angle view of a building&#10;&#10;Description automatically generated with low confidence"/>
+                    <pic:cNvPicPr/>
+                  </pic:nvPicPr>
+                  <pic:blipFill>
+                    <a:blip r:embed="rId30" cstate="print">
+                      <a:extLst>
+                        <a:ext uri="{28A0092B-C50C-407E-A947-70E740481C1C}">
+                          <a14:useLocalDpi xmlns:a14="http://schemas.microsoft.com/office/drawing/2010/main" val="0"/>
+                        </a:ext>
+                      </a:extLst>
+                    </a:blip>
+                    <a:stretch>
+                      <a:fillRect/>
+                    </a:stretch>
+                  </pic:blipFill>
+                  <pic:spPr>
+                    <a:xfrm>
+                      <a:off x="0" y="0"/>
+                      <a:ext cx="3839810" cy="2160000"/>
+                    </a:xfrm>
+                    <a:prstGeom prst="rect">
+                      <a:avLst/>
+                    </a:prstGeom>
+                  </pic:spPr>
+                </pic:pic>
+              </a:graphicData>
+            </a:graphic>
+            <wp14:sizeRelH relativeFrom="page">
+              <wp14:pctWidth>0</wp14:pctWidth>
+            </wp14:sizeRelH>
+            <wp14:sizeRelV relativeFrom="page">
+              <wp14:pctHeight>0</wp14:pctHeight>
+            </wp14:sizeRelV>
+          </wp:anchor>
+        </w:drawing>
+      </w:r>
+    </w:p>
+    <w:p>
+      <w:pPr>
+        <w:rPr>
+          <w:rFonts w:ascii="TH Sarabun New" w:hAnsi="TH Sarabun New" w:cs="TH Sarabun New"/>
+          <w:sz w:val="32"/>
+          <w:szCs w:val="32"/>
+          <w:lang w:val="en-US"/>
+        </w:rPr>
+      </w:pPr>
+    </w:p>
+    <w:p>
+      <w:pPr>
+        <w:rPr>
+          <w:rFonts w:ascii="TH Sarabun New" w:hAnsi="TH Sarabun New" w:cs="TH Sarabun New"/>
+          <w:sz w:val="32"/>
+          <w:szCs w:val="32"/>
+          <w:lang w:val="en-US"/>
+        </w:rPr>
+      </w:pPr>
+    </w:p>
+    <w:p>
+      <w:pPr>
+        <w:rPr>
+          <w:rFonts w:ascii="TH Sarabun New" w:hAnsi="TH Sarabun New" w:cs="TH Sarabun New"/>
+          <w:sz w:val="32"/>
+          <w:szCs w:val="32"/>
+          <w:lang w:val="en-US"/>
+        </w:rPr>
+      </w:pPr>
+    </w:p>
+    <w:p>
+      <w:pPr>
+        <w:rPr>
+          <w:rFonts w:ascii="TH Sarabun New" w:hAnsi="TH Sarabun New" w:cs="TH Sarabun New"/>
+          <w:sz w:val="32"/>
+          <w:szCs w:val="32"/>
+          <w:lang w:val="en-US"/>
+        </w:rPr>
+      </w:pPr>
+    </w:p>
+    <w:p>
+      <w:pPr>
+        <w:rPr>
+          <w:rFonts w:ascii="TH Sarabun New" w:hAnsi="TH Sarabun New" w:cs="TH Sarabun New"/>
+          <w:sz w:val="32"/>
+          <w:szCs w:val="32"/>
+          <w:lang w:val="en-US"/>
+        </w:rPr>
+      </w:pPr>
+    </w:p>
+    <w:p>
+      <w:pPr>
+        <w:rPr>
+          <w:rFonts w:ascii="TH Sarabun New" w:hAnsi="TH Sarabun New" w:cs="TH Sarabun New"/>
+          <w:sz w:val="32"/>
+          <w:szCs w:val="32"/>
+          <w:lang w:val="en-US"/>
+        </w:rPr>
+      </w:pPr>
+    </w:p>
+    <w:p>
+      <w:pPr>
+        <w:rPr>
+          <w:rFonts w:ascii="TH Sarabun New" w:hAnsi="TH Sarabun New" w:cs="TH Sarabun New"/>
+          <w:sz w:val="32"/>
+          <w:szCs w:val="32"/>
+          <w:lang w:val="en-US"/>
+        </w:rPr>
+      </w:pPr>
+    </w:p>
+    <w:p>
+      <w:pPr>
+        <w:rPr>
+          <w:rFonts w:ascii="TH Sarabun New" w:hAnsi="TH Sarabun New" w:cs="TH Sarabun New"/>
+          <w:sz w:val="32"/>
+          <w:szCs w:val="32"/>
+          <w:lang w:val="en-US"/>
+        </w:rPr>
+      </w:pPr>
+    </w:p>
+    <w:p>
+      <w:pPr>
+        <w:rPr>
+          <w:rFonts w:ascii="TH Sarabun New" w:hAnsi="TH Sarabun New" w:cs="TH Sarabun New"/>
+          <w:sz w:val="32"/>
+          <w:szCs w:val="32"/>
+          <w:lang w:val="en-US"/>
+        </w:rPr>
+      </w:pPr>
+      <w:r>
+        <w:rPr>
+          <w:rFonts w:ascii="TH Sarabun New" w:hAnsi="TH Sarabun New" w:cs="TH Sarabun New" w:hint="cs"/>
+          <w:noProof/>
+          <w:sz w:val="32"/>
+          <w:szCs w:val="32"/>
+          <w:lang w:val="th-TH"/>
+        </w:rPr>
+        <w:drawing>
+          <wp:anchor distT="0" distB="0" distL="114300" distR="114300" simplePos="0" relativeHeight="251686912" behindDoc="0" locked="0" layoutInCell="1" allowOverlap="1" wp14:anchorId="3DA927F4" wp14:editId="6BB8E3D8">
+            <wp:simplePos x="0" y="0"/>
+            <wp:positionH relativeFrom="column">
+              <wp:posOffset>-200660</wp:posOffset>
+            </wp:positionH>
+            <wp:positionV relativeFrom="paragraph">
+              <wp:posOffset>42545</wp:posOffset>
+            </wp:positionV>
+            <wp:extent cx="2879725" cy="2159635"/>
+            <wp:effectExtent l="0" t="0" r="3175" b="0"/>
+            <wp:wrapNone/>
+            <wp:docPr id="27" name="Picture 27" descr="A picture containing grass, outdoor, sky, ground&#10;&#10;Description automatically generated"/>
+            <wp:cNvGraphicFramePr>
+              <a:graphicFrameLocks xmlns:a="http://schemas.openxmlformats.org/drawingml/2006/main" noChangeAspect="1"/>
+            </wp:cNvGraphicFramePr>
+            <a:graphic xmlns:a="http://schemas.openxmlformats.org/drawingml/2006/main">
+              <a:graphicData uri="http://schemas.openxmlformats.org/drawingml/2006/picture">
+                <pic:pic xmlns:pic="http://schemas.openxmlformats.org/drawingml/2006/picture">
+                  <pic:nvPicPr>
+                    <pic:cNvPr id="27" name="Picture 27" descr="A picture containing grass, outdoor, sky, ground&#10;&#10;Description automatically generated"/>
+                    <pic:cNvPicPr/>
+                  </pic:nvPicPr>
+                  <pic:blipFill>
+                    <a:blip r:embed="rId31" cstate="print">
+                      <a:extLst>
+                        <a:ext uri="{28A0092B-C50C-407E-A947-70E740481C1C}">
+                          <a14:useLocalDpi xmlns:a14="http://schemas.microsoft.com/office/drawing/2010/main" val="0"/>
+                        </a:ext>
+                      </a:extLst>
+                    </a:blip>
+                    <a:stretch>
+                      <a:fillRect/>
+                    </a:stretch>
+                  </pic:blipFill>
+                  <pic:spPr>
+                    <a:xfrm>
+                      <a:off x="0" y="0"/>
+                      <a:ext cx="2879725" cy="2159635"/>
+                    </a:xfrm>
+                    <a:prstGeom prst="rect">
+                      <a:avLst/>
+                    </a:prstGeom>
+                  </pic:spPr>
+                </pic:pic>
+              </a:graphicData>
+            </a:graphic>
+            <wp14:sizeRelH relativeFrom="page">
+              <wp14:pctWidth>0</wp14:pctWidth>
+            </wp14:sizeRelH>
+            <wp14:sizeRelV relativeFrom="page">
+              <wp14:pctHeight>0</wp14:pctHeight>
+            </wp14:sizeRelV>
+          </wp:anchor>
+        </w:drawing>
+      </w:r>
+      <w:r>
+        <w:rPr>
+          <w:rFonts w:ascii="TH Sarabun New" w:hAnsi="TH Sarabun New" w:cs="TH Sarabun New" w:hint="cs"/>
+          <w:noProof/>
+          <w:sz w:val="32"/>
+          <w:szCs w:val="32"/>
+          <w:lang w:val="th-TH"/>
+        </w:rPr>
+        <w:drawing>
+          <wp:anchor distT="0" distB="0" distL="114300" distR="114300" simplePos="0" relativeHeight="251683840" behindDoc="0" locked="0" layoutInCell="1" allowOverlap="1" wp14:anchorId="3C00700F" wp14:editId="0A975C34">
+            <wp:simplePos x="0" y="0"/>
+            <wp:positionH relativeFrom="column">
+              <wp:posOffset>2918460</wp:posOffset>
+            </wp:positionH>
+            <wp:positionV relativeFrom="paragraph">
+              <wp:posOffset>38735</wp:posOffset>
+            </wp:positionV>
+            <wp:extent cx="2879725" cy="2159635"/>
+            <wp:effectExtent l="0" t="0" r="3175" b="0"/>
+            <wp:wrapNone/>
+            <wp:docPr id="25" name="Picture 25" descr="A picture containing grass, outdoor, sky, person&#10;&#10;Description automatically generated"/>
+            <wp:cNvGraphicFramePr>
+              <a:graphicFrameLocks xmlns:a="http://schemas.openxmlformats.org/drawingml/2006/main" noChangeAspect="1"/>
+            </wp:cNvGraphicFramePr>
+            <a:graphic xmlns:a="http://schemas.openxmlformats.org/drawingml/2006/main">
+              <a:graphicData uri="http://schemas.openxmlformats.org/drawingml/2006/picture">
+                <pic:pic xmlns:pic="http://schemas.openxmlformats.org/drawingml/2006/picture">
+                  <pic:nvPicPr>
+                    <pic:cNvPr id="25" name="Picture 25" descr="A picture containing grass, outdoor, sky, person&#10;&#10;Description automatically generated"/>
+                    <pic:cNvPicPr/>
+                  </pic:nvPicPr>
+                  <pic:blipFill>
+                    <a:blip r:embed="rId32" cstate="print">
+                      <a:extLst>
+                        <a:ext uri="{28A0092B-C50C-407E-A947-70E740481C1C}">
+                          <a14:useLocalDpi xmlns:a14="http://schemas.microsoft.com/office/drawing/2010/main" val="0"/>
+                        </a:ext>
+                      </a:extLst>
+                    </a:blip>
+                    <a:stretch>
+                      <a:fillRect/>
+                    </a:stretch>
+                  </pic:blipFill>
+                  <pic:spPr>
+                    <a:xfrm>
+                      <a:off x="0" y="0"/>
+                      <a:ext cx="2879725" cy="2159635"/>
+                    </a:xfrm>
+                    <a:prstGeom prst="rect">
+                      <a:avLst/>
+                    </a:prstGeom>
+                  </pic:spPr>
+                </pic:pic>
+              </a:graphicData>
+            </a:graphic>
+            <wp14:sizeRelH relativeFrom="page">
+              <wp14:pctWidth>0</wp14:pctWidth>
+            </wp14:sizeRelH>
+            <wp14:sizeRelV relativeFrom="page">
+              <wp14:pctHeight>0</wp14:pctHeight>
+            </wp14:sizeRelV>
+          </wp:anchor>
+        </w:drawing>
+      </w:r>
+      <w:r>
+        <w:rPr>
+          <w:rFonts w:ascii="TH Sarabun New" w:hAnsi="TH Sarabun New" w:cs="TH Sarabun New" w:hint="cs"/>
+          <w:noProof/>
+          <w:sz w:val="32"/>
+          <w:szCs w:val="32"/>
+          <w:lang w:val="th-TH"/>
+        </w:rPr>
+        <w:drawing>
+          <wp:anchor distT="0" distB="0" distL="114300" distR="114300" simplePos="0" relativeHeight="251685888" behindDoc="0" locked="0" layoutInCell="1" allowOverlap="1" wp14:anchorId="14AC02F5" wp14:editId="3E8EE296">
+            <wp:simplePos x="0" y="0"/>
+            <wp:positionH relativeFrom="column">
+              <wp:posOffset>2915920</wp:posOffset>
+            </wp:positionH>
+            <wp:positionV relativeFrom="paragraph">
+              <wp:posOffset>2455545</wp:posOffset>
+            </wp:positionV>
+            <wp:extent cx="2879725" cy="2159635"/>
+            <wp:effectExtent l="0" t="0" r="3175" b="0"/>
+            <wp:wrapNone/>
+            <wp:docPr id="28" name="Picture 28" descr="A group of people posing for a photo&#10;&#10;Description automatically generated"/>
+            <wp:cNvGraphicFramePr>
+              <a:graphicFrameLocks xmlns:a="http://schemas.openxmlformats.org/drawingml/2006/main" noChangeAspect="1"/>
+            </wp:cNvGraphicFramePr>
+            <a:graphic xmlns:a="http://schemas.openxmlformats.org/drawingml/2006/main">
+              <a:graphicData uri="http://schemas.openxmlformats.org/drawingml/2006/picture">
+                <pic:pic xmlns:pic="http://schemas.openxmlformats.org/drawingml/2006/picture">
+                  <pic:nvPicPr>
+                    <pic:cNvPr id="28" name="Picture 28" descr="A group of people posing for a photo&#10;&#10;Description automatically generated"/>
+                    <pic:cNvPicPr/>
+                  </pic:nvPicPr>
+                  <pic:blipFill>
+                    <a:blip r:embed="rId33" cstate="print">
+                      <a:extLst>
+                        <a:ext uri="{28A0092B-C50C-407E-A947-70E740481C1C}">
+                          <a14:useLocalDpi xmlns:a14="http://schemas.microsoft.com/office/drawing/2010/main" val="0"/>
+                        </a:ext>
+                      </a:extLst>
+                    </a:blip>
+                    <a:stretch>
+                      <a:fillRect/>
+                    </a:stretch>
+                  </pic:blipFill>
+                  <pic:spPr>
+                    <a:xfrm>
+                      <a:off x="0" y="0"/>
+                      <a:ext cx="2879725" cy="2159635"/>
+                    </a:xfrm>
+                    <a:prstGeom prst="rect">
+                      <a:avLst/>
+                    </a:prstGeom>
+                  </pic:spPr>
+                </pic:pic>
+              </a:graphicData>
+            </a:graphic>
+            <wp14:sizeRelH relativeFrom="page">
+              <wp14:pctWidth>0</wp14:pctWidth>
+            </wp14:sizeRelH>
+            <wp14:sizeRelV relativeFrom="page">
+              <wp14:pctHeight>0</wp14:pctHeight>
+            </wp14:sizeRelV>
+          </wp:anchor>
+        </w:drawing>
+      </w:r>
+      <w:r>
+        <w:rPr>
+          <w:rFonts w:ascii="TH Sarabun New" w:hAnsi="TH Sarabun New" w:cs="TH Sarabun New" w:hint="cs"/>
+          <w:noProof/>
+          <w:sz w:val="32"/>
+          <w:szCs w:val="32"/>
+          <w:lang w:val="th-TH"/>
+        </w:rPr>
+        <w:drawing>
+          <wp:anchor distT="0" distB="0" distL="114300" distR="114300" simplePos="0" relativeHeight="251682816" behindDoc="0" locked="0" layoutInCell="1" allowOverlap="1" wp14:anchorId="450392EC" wp14:editId="151415A4">
+            <wp:simplePos x="0" y="0"/>
+            <wp:positionH relativeFrom="column">
+              <wp:posOffset>-203200</wp:posOffset>
+            </wp:positionH>
+            <wp:positionV relativeFrom="paragraph">
+              <wp:posOffset>2451100</wp:posOffset>
+            </wp:positionV>
+            <wp:extent cx="2879725" cy="2159635"/>
+            <wp:effectExtent l="0" t="0" r="3175" b="0"/>
+            <wp:wrapNone/>
+            <wp:docPr id="24" name="Picture 24" descr="A picture containing grass, outdoor, sky, person&#10;&#10;Description automatically generated"/>
+            <wp:cNvGraphicFramePr>
+              <a:graphicFrameLocks xmlns:a="http://schemas.openxmlformats.org/drawingml/2006/main" noChangeAspect="1"/>
+            </wp:cNvGraphicFramePr>
+            <a:graphic xmlns:a="http://schemas.openxmlformats.org/drawingml/2006/main">
+              <a:graphicData uri="http://schemas.openxmlformats.org/drawingml/2006/picture">
+                <pic:pic xmlns:pic="http://schemas.openxmlformats.org/drawingml/2006/picture">
+                  <pic:nvPicPr>
+                    <pic:cNvPr id="24" name="Picture 24" descr="A picture containing grass, outdoor, sky, person&#10;&#10;Description automatically generated"/>
+                    <pic:cNvPicPr/>
+                  </pic:nvPicPr>
+                  <pic:blipFill>
+                    <a:blip r:embed="rId34" cstate="print">
+                      <a:extLst>
+                        <a:ext uri="{28A0092B-C50C-407E-A947-70E740481C1C}">
+                          <a14:useLocalDpi xmlns:a14="http://schemas.microsoft.com/office/drawing/2010/main" val="0"/>
+                        </a:ext>
+                      </a:extLst>
+                    </a:blip>
+                    <a:stretch>
+                      <a:fillRect/>
+                    </a:stretch>
+                  </pic:blipFill>
+                  <pic:spPr>
+                    <a:xfrm>
+                      <a:off x="0" y="0"/>
+                      <a:ext cx="2879725" cy="2159635"/>
+                    </a:xfrm>
+                    <a:prstGeom prst="rect">
+                      <a:avLst/>
+                    </a:prstGeom>
+                  </pic:spPr>
+                </pic:pic>
+              </a:graphicData>
+            </a:graphic>
+            <wp14:sizeRelH relativeFrom="page">
+              <wp14:pctWidth>0</wp14:pctWidth>
+            </wp14:sizeRelH>
+            <wp14:sizeRelV relativeFrom="page">
+              <wp14:pctHeight>0</wp14:pctHeight>
+            </wp14:sizeRelV>
+          </wp:anchor>
+        </w:drawing>
+      </w:r>
+    </w:p>
+    <w:p>
+      <w:pPr>
+        <w:rPr>
+          <w:rFonts w:ascii="TH Sarabun New" w:hAnsi="TH Sarabun New" w:cs="TH Sarabun New"/>
+          <w:sz w:val="32"/>
+          <w:szCs w:val="32"/>
+          <w:lang w:val="en-US"/>
+        </w:rPr>
+      </w:pPr>
+    </w:p>
+    <w:p>
+      <w:pPr>
+        <w:rPr>
+          <w:rFonts w:ascii="TH Sarabun New" w:hAnsi="TH Sarabun New" w:cs="TH Sarabun New"/>
+          <w:sz w:val="32"/>
+          <w:szCs w:val="32"/>
+          <w:lang w:val="en-US"/>
+        </w:rPr>
+      </w:pPr>
+    </w:p>
+    <w:p>
+      <w:pPr>
+        <w:rPr>
+          <w:rFonts w:ascii="TH Sarabun New" w:hAnsi="TH Sarabun New" w:cs="TH Sarabun New"/>
+          <w:sz w:val="32"/>
+          <w:szCs w:val="32"/>
+          <w:lang w:val="en-US"/>
+        </w:rPr>
+      </w:pPr>
+    </w:p>
+    <w:p>
+      <w:pPr>
+        <w:rPr>
+          <w:rFonts w:ascii="TH Sarabun New" w:hAnsi="TH Sarabun New" w:cs="TH Sarabun New"/>
+          <w:sz w:val="32"/>
+          <w:szCs w:val="32"/>
+          <w:lang w:val="en-US"/>
+        </w:rPr>
+      </w:pPr>
+    </w:p>
+    <w:p>
+      <w:pPr>
+        <w:rPr>
+          <w:rFonts w:ascii="TH Sarabun New" w:hAnsi="TH Sarabun New" w:cs="TH Sarabun New"/>
+          <w:sz w:val="32"/>
+          <w:szCs w:val="32"/>
+          <w:lang w:val="en-US"/>
+        </w:rPr>
+      </w:pPr>
+    </w:p>
+    <w:p>
+      <w:pPr>
+        <w:rPr>
+          <w:rFonts w:ascii="TH Sarabun New" w:hAnsi="TH Sarabun New" w:cs="TH Sarabun New"/>
+          <w:sz w:val="32"/>
+          <w:szCs w:val="32"/>
+          <w:lang w:val="en-US"/>
+        </w:rPr>
+      </w:pPr>
+    </w:p>
+    <w:p>
+      <w:pPr>
+        <w:rPr>
+          <w:rFonts w:ascii="TH Sarabun New" w:hAnsi="TH Sarabun New" w:cs="TH Sarabun New"/>
+          <w:sz w:val="32"/>
+          <w:szCs w:val="32"/>
+          <w:lang w:val="en-US"/>
+        </w:rPr>
+      </w:pPr>
+    </w:p>
+    <w:p>
+      <w:pPr>
+        <w:rPr>
+          <w:rFonts w:ascii="TH Sarabun New" w:hAnsi="TH Sarabun New" w:cs="TH Sarabun New"/>
+          <w:sz w:val="32"/>
+          <w:szCs w:val="32"/>
+          <w:lang w:val="en-US"/>
+        </w:rPr>
+      </w:pPr>
+    </w:p>
+    <w:p>
+      <w:pPr>
+        <w:rPr>
+          <w:rFonts w:ascii="TH Sarabun New" w:hAnsi="TH Sarabun New" w:cs="TH Sarabun New"/>
+          <w:sz w:val="32"/>
+          <w:szCs w:val="32"/>
+          <w:lang w:val="en-US"/>
+        </w:rPr>
+      </w:pPr>
+    </w:p>
+    <w:p>
+      <w:pPr>
+        <w:rPr>
+          <w:rFonts w:ascii="TH Sarabun New" w:hAnsi="TH Sarabun New" w:cs="TH Sarabun New"/>
+          <w:sz w:val="32"/>
+          <w:szCs w:val="32"/>
+          <w:lang w:val="en-US"/>
+        </w:rPr>
+      </w:pPr>
+    </w:p>
+    <w:p>
+      <w:pPr>
+        <w:rPr>
+          <w:rFonts w:ascii="TH Sarabun New" w:hAnsi="TH Sarabun New" w:cs="TH Sarabun New"/>
+          <w:sz w:val="32"/>
+          <w:szCs w:val="32"/>
+          <w:lang w:val="en-US"/>
+        </w:rPr>
+      </w:pPr>
+    </w:p>
+    <w:p>
+      <w:pPr>
+        <w:rPr>
+          <w:rFonts w:ascii="TH Sarabun New" w:hAnsi="TH Sarabun New" w:cs="TH Sarabun New"/>
+          <w:sz w:val="32"/>
+          <w:szCs w:val="32"/>
+          <w:lang w:val="en-US"/>
+        </w:rPr>
+      </w:pPr>
+    </w:p>
+    <w:p>
+      <w:pPr>
+        <w:rPr>
+          <w:rFonts w:ascii="TH Sarabun New" w:hAnsi="TH Sarabun New" w:cs="TH Sarabun New"/>
+          <w:sz w:val="32"/>
+          <w:szCs w:val="32"/>
+          <w:lang w:val="en-US"/>
+        </w:rPr>
+      </w:pPr>
+    </w:p>
+    <w:p>
+      <w:pPr>
+        <w:rPr>
+          <w:rFonts w:ascii="TH Sarabun New" w:hAnsi="TH Sarabun New" w:cs="TH Sarabun New"/>
+          <w:sz w:val="32"/>
+          <w:szCs w:val="32"/>
+          <w:lang w:val="en-US"/>
+        </w:rPr>
+      </w:pPr>
+    </w:p>
+    <w:p>
+      <w:pPr>
+        <w:rPr>
+          <w:rFonts w:ascii="TH Sarabun New" w:hAnsi="TH Sarabun New" w:cs="TH Sarabun New"/>
+          <w:sz w:val="32"/>
+          <w:szCs w:val="32"/>
+          <w:lang w:val="en-US"/>
+        </w:rPr>
+      </w:pPr>
+    </w:p>
+    <w:p>
+      <w:pPr>
+        <w:rPr>
+          <w:rFonts w:ascii="TH Sarabun New" w:hAnsi="TH Sarabun New" w:cs="TH Sarabun New"/>
+          <w:sz w:val="32"/>
+          <w:szCs w:val="32"/>
+          <w:lang w:val="en-US"/>
+        </w:rPr>
+      </w:pPr>
+    </w:p>
+    <w:p>
+      <w:pPr>
+        <w:rPr>
+          <w:rFonts w:ascii="TH Sarabun New" w:hAnsi="TH Sarabun New" w:cs="TH Sarabun New"/>
+          <w:sz w:val="32"/>
+          <w:szCs w:val="32"/>
+          <w:lang w:val="en-US"/>
+        </w:rPr>
+      </w:pPr>
+    </w:p>
+    <w:p>
+      <w:pPr>
+        <w:rPr>
+          <w:rFonts w:ascii="TH Sarabun New" w:hAnsi="TH Sarabun New" w:cs="TH Sarabun New"/>
+          <w:sz w:val="32"/>
+          <w:szCs w:val="32"/>
+          <w:cs/>
           <w:lang w:val="en-US"/>
         </w:rPr>
       </w:pPr>
